--- a/JS Program.docx
+++ b/JS Program.docx
@@ -3020,18 +3020,2801 @@
       <w:pPr>
         <w:pStyle w:val="NoSpacing"/>
       </w:pPr>
+      <w:r>
+        <w:t xml:space="preserve">let n = </w:t>
+      </w:r>
+      <w:proofErr w:type="spellStart"/>
+      <w:r>
+        <w:t>Math.max</w:t>
+      </w:r>
+      <w:proofErr w:type="spellEnd"/>
+      <w:r>
+        <w:t>(...</w:t>
+      </w:r>
+      <w:proofErr w:type="spellStart"/>
+      <w:r>
+        <w:t>arr</w:t>
+      </w:r>
+      <w:proofErr w:type="spellEnd"/>
+      <w:r>
+        <w:t>);</w:t>
+      </w:r>
+    </w:p>
+    <w:p>
+      <w:pPr>
+        <w:pStyle w:val="NoSpacing"/>
+      </w:pPr>
+      <w:r>
+        <w:t>let missing = [];</w:t>
+      </w:r>
+    </w:p>
+    <w:p>
+      <w:pPr>
+        <w:pStyle w:val="NoSpacing"/>
+      </w:pPr>
+    </w:p>
+    <w:p>
+      <w:pPr>
+        <w:pStyle w:val="NoSpacing"/>
+      </w:pPr>
+      <w:proofErr w:type="gramStart"/>
+      <w:r>
+        <w:t>for(</w:t>
+      </w:r>
+      <w:proofErr w:type="gramEnd"/>
+      <w:r>
+        <w:t xml:space="preserve">let </w:t>
+      </w:r>
+      <w:proofErr w:type="spellStart"/>
+      <w:r>
+        <w:t>i</w:t>
+      </w:r>
+      <w:proofErr w:type="spellEnd"/>
+      <w:r>
+        <w:t xml:space="preserve">=1; </w:t>
+      </w:r>
+      <w:proofErr w:type="spellStart"/>
+      <w:r>
+        <w:t>i</w:t>
+      </w:r>
+      <w:proofErr w:type="spellEnd"/>
+      <w:r>
+        <w:t>&lt;=</w:t>
+      </w:r>
+      <w:proofErr w:type="spellStart"/>
+      <w:r>
+        <w:t>n;i</w:t>
+      </w:r>
+      <w:proofErr w:type="spellEnd"/>
+      <w:r>
+        <w:t>++){</w:t>
+      </w:r>
+    </w:p>
+    <w:p>
+      <w:pPr>
+        <w:pStyle w:val="NoSpacing"/>
+      </w:pPr>
+      <w:r>
+        <w:t xml:space="preserve">  if</w:t>
+      </w:r>
+      <w:proofErr w:type="gramStart"/>
+      <w:r>
+        <w:t>(!</w:t>
+      </w:r>
+      <w:proofErr w:type="spellStart"/>
+      <w:r>
+        <w:t>arr</w:t>
+      </w:r>
+      <w:proofErr w:type="gramEnd"/>
+      <w:r>
+        <w:t>.includes</w:t>
+      </w:r>
+      <w:proofErr w:type="spellEnd"/>
+      <w:r>
+        <w:t>(</w:t>
+      </w:r>
+      <w:proofErr w:type="spellStart"/>
+      <w:r>
+        <w:t>i</w:t>
+      </w:r>
+      <w:proofErr w:type="spellEnd"/>
+      <w:r>
+        <w:t>)){</w:t>
+      </w:r>
+    </w:p>
+    <w:p>
+      <w:pPr>
+        <w:pStyle w:val="NoSpacing"/>
+      </w:pPr>
+      <w:r>
+        <w:t xml:space="preserve">    </w:t>
+      </w:r>
+      <w:proofErr w:type="spellStart"/>
+      <w:proofErr w:type="gramStart"/>
+      <w:r>
+        <w:t>missing.push</w:t>
+      </w:r>
+      <w:proofErr w:type="spellEnd"/>
+      <w:proofErr w:type="gramEnd"/>
+      <w:r>
+        <w:t>(</w:t>
+      </w:r>
+      <w:proofErr w:type="spellStart"/>
+      <w:r>
+        <w:t>i</w:t>
+      </w:r>
+      <w:proofErr w:type="spellEnd"/>
+      <w:r>
+        <w:t>);</w:t>
+      </w:r>
+    </w:p>
+    <w:p>
+      <w:pPr>
+        <w:pStyle w:val="NoSpacing"/>
+      </w:pPr>
+      <w:r>
+        <w:t xml:space="preserve">  }</w:t>
+      </w:r>
+    </w:p>
+    <w:p>
+      <w:pPr>
+        <w:pStyle w:val="NoSpacing"/>
+      </w:pPr>
+      <w:r>
+        <w:t>}</w:t>
+      </w:r>
+    </w:p>
+    <w:p>
+      <w:pPr>
+        <w:pStyle w:val="NoSpacing"/>
+      </w:pPr>
+      <w:r>
+        <w:t>return missing</w:t>
+      </w:r>
+    </w:p>
+    <w:p>
+      <w:pPr>
+        <w:pStyle w:val="NoSpacing"/>
+      </w:pPr>
+      <w:r>
+        <w:t>}</w:t>
+      </w:r>
+    </w:p>
+    <w:p>
+      <w:pPr>
+        <w:pStyle w:val="NoSpacing"/>
+        <w:rPr>
+          <w:lang w:val="en-US"/>
+        </w:rPr>
+      </w:pPr>
+    </w:p>
+    <w:p>
+      <w:pPr>
+        <w:pStyle w:val="NoSpacing"/>
+        <w:rPr>
+          <w:b/>
+          <w:color w:val="4472C4" w:themeColor="accent1"/>
+        </w:rPr>
+      </w:pPr>
+      <w:r>
+        <w:rPr>
+          <w:b/>
+          <w:color w:val="4472C4" w:themeColor="accent1"/>
+        </w:rPr>
+        <w:t>Fibonacci of a number</w:t>
+      </w:r>
+    </w:p>
+    <w:p>
+      <w:pPr>
+        <w:pStyle w:val="NoSpacing"/>
+      </w:pPr>
+      <w:r>
+        <w:t xml:space="preserve">const </w:t>
+      </w:r>
+      <w:proofErr w:type="spellStart"/>
+      <w:r>
+        <w:t>fibonacci</w:t>
+      </w:r>
+      <w:proofErr w:type="spellEnd"/>
+      <w:r>
+        <w:t xml:space="preserve"> = (n) =&gt; {</w:t>
+      </w:r>
+    </w:p>
+    <w:p>
+      <w:pPr>
+        <w:pStyle w:val="NoSpacing"/>
+      </w:pPr>
+      <w:r>
+        <w:t xml:space="preserve">    let </w:t>
+      </w:r>
+      <w:proofErr w:type="spellStart"/>
+      <w:r>
+        <w:t>fibo</w:t>
+      </w:r>
+      <w:proofErr w:type="spellEnd"/>
+      <w:r>
+        <w:t xml:space="preserve"> = [0,1]</w:t>
+      </w:r>
+    </w:p>
+    <w:p>
+      <w:pPr>
+        <w:pStyle w:val="NoSpacing"/>
+      </w:pPr>
+      <w:r>
+        <w:t>    for(</w:t>
+      </w:r>
+      <w:proofErr w:type="spellStart"/>
+      <w:r>
+        <w:t>i</w:t>
+      </w:r>
+      <w:proofErr w:type="spellEnd"/>
+      <w:r>
+        <w:t>=</w:t>
+      </w:r>
+      <w:proofErr w:type="gramStart"/>
+      <w:r>
+        <w:t>2;i</w:t>
+      </w:r>
+      <w:proofErr w:type="gramEnd"/>
+      <w:r>
+        <w:t>&lt;</w:t>
+      </w:r>
+      <w:proofErr w:type="spellStart"/>
+      <w:r>
+        <w:t>n;i</w:t>
+      </w:r>
+      <w:proofErr w:type="spellEnd"/>
+      <w:r>
+        <w:t>++){</w:t>
+      </w:r>
+    </w:p>
+    <w:p>
+      <w:pPr>
+        <w:pStyle w:val="NoSpacing"/>
+      </w:pPr>
+      <w:r>
+        <w:t xml:space="preserve">        </w:t>
+      </w:r>
+      <w:proofErr w:type="spellStart"/>
+      <w:proofErr w:type="gramStart"/>
+      <w:r>
+        <w:t>fibo.push</w:t>
+      </w:r>
+      <w:proofErr w:type="spellEnd"/>
+      <w:proofErr w:type="gramEnd"/>
+      <w:r>
+        <w:t>(</w:t>
+      </w:r>
+      <w:proofErr w:type="spellStart"/>
+      <w:r>
+        <w:t>fibo</w:t>
+      </w:r>
+      <w:proofErr w:type="spellEnd"/>
+      <w:r>
+        <w:t>[i-1]+</w:t>
+      </w:r>
+      <w:proofErr w:type="spellStart"/>
+      <w:r>
+        <w:t>fibo</w:t>
+      </w:r>
+      <w:proofErr w:type="spellEnd"/>
+      <w:r>
+        <w:t>[i-2]);</w:t>
+      </w:r>
+    </w:p>
+    <w:p>
+      <w:pPr>
+        <w:pStyle w:val="NoSpacing"/>
+      </w:pPr>
+      <w:r>
+        <w:t>    }</w:t>
+      </w:r>
+    </w:p>
+    <w:p>
+      <w:pPr>
+        <w:pStyle w:val="NoSpacing"/>
+      </w:pPr>
+      <w:r>
+        <w:t xml:space="preserve">return </w:t>
+      </w:r>
+      <w:proofErr w:type="spellStart"/>
+      <w:r>
+        <w:t>fibo</w:t>
+      </w:r>
+      <w:proofErr w:type="spellEnd"/>
+    </w:p>
+    <w:p>
+      <w:pPr>
+        <w:pStyle w:val="NoSpacing"/>
+      </w:pPr>
+      <w:r>
+        <w:t>}</w:t>
+      </w:r>
+    </w:p>
+    <w:p>
+      <w:pPr>
+        <w:pStyle w:val="NoSpacing"/>
+      </w:pPr>
+      <w:r>
+        <w:t>console.log(</w:t>
+      </w:r>
+      <w:proofErr w:type="spellStart"/>
+      <w:proofErr w:type="gramStart"/>
+      <w:r>
+        <w:t>fibonacci</w:t>
+      </w:r>
+      <w:proofErr w:type="spellEnd"/>
+      <w:r>
+        <w:t>(</w:t>
+      </w:r>
+      <w:proofErr w:type="gramEnd"/>
+      <w:r>
+        <w:t>1))</w:t>
+      </w:r>
+    </w:p>
+    <w:p>
+      <w:pPr>
+        <w:pStyle w:val="NoSpacing"/>
+        <w:rPr>
+          <w:b/>
+          <w:color w:val="4472C4" w:themeColor="accent1"/>
+        </w:rPr>
+      </w:pPr>
+      <w:r>
+        <w:rPr>
+          <w:b/>
+          <w:color w:val="4472C4" w:themeColor="accent1"/>
+        </w:rPr>
+        <w:lastRenderedPageBreak/>
+        <w:t xml:space="preserve">Check is number is prime </w:t>
+      </w:r>
+    </w:p>
+    <w:p>
+      <w:pPr>
+        <w:pStyle w:val="NoSpacing"/>
+      </w:pPr>
+      <w:r>
+        <w:t xml:space="preserve">const </w:t>
+      </w:r>
+      <w:proofErr w:type="spellStart"/>
+      <w:r>
+        <w:t>isPrime</w:t>
+      </w:r>
+      <w:proofErr w:type="spellEnd"/>
+      <w:r>
+        <w:t xml:space="preserve"> = (n) =&gt; {</w:t>
+      </w:r>
+    </w:p>
+    <w:p>
+      <w:pPr>
+        <w:pStyle w:val="NoSpacing"/>
+      </w:pPr>
+      <w:r>
+        <w:t xml:space="preserve">  if (n &lt;= 1) return false;</w:t>
+      </w:r>
+    </w:p>
+    <w:p>
+      <w:pPr>
+        <w:pStyle w:val="NoSpacing"/>
+      </w:pPr>
+      <w:r>
+        <w:t xml:space="preserve">  for (let </w:t>
+      </w:r>
+      <w:proofErr w:type="spellStart"/>
+      <w:r>
+        <w:t>i</w:t>
+      </w:r>
+      <w:proofErr w:type="spellEnd"/>
+      <w:r>
+        <w:t xml:space="preserve"> = 2; </w:t>
+      </w:r>
+      <w:proofErr w:type="spellStart"/>
+      <w:r>
+        <w:t>i</w:t>
+      </w:r>
+      <w:proofErr w:type="spellEnd"/>
+      <w:r>
+        <w:t xml:space="preserve"> &lt;= </w:t>
+      </w:r>
+      <w:proofErr w:type="spellStart"/>
+      <w:r>
+        <w:t>Math.sqrt</w:t>
+      </w:r>
+      <w:proofErr w:type="spellEnd"/>
+      <w:r>
+        <w:t xml:space="preserve">(n); </w:t>
+      </w:r>
+      <w:proofErr w:type="spellStart"/>
+      <w:r>
+        <w:t>i</w:t>
+      </w:r>
+      <w:proofErr w:type="spellEnd"/>
+      <w:r>
+        <w:t>++) {</w:t>
+      </w:r>
+    </w:p>
+    <w:p>
+      <w:pPr>
+        <w:pStyle w:val="NoSpacing"/>
+      </w:pPr>
+      <w:r>
+        <w:t xml:space="preserve">    if (n % </w:t>
+      </w:r>
+      <w:proofErr w:type="spellStart"/>
+      <w:r>
+        <w:t>i</w:t>
+      </w:r>
+      <w:proofErr w:type="spellEnd"/>
+      <w:r>
+        <w:t xml:space="preserve"> === 0) {</w:t>
+      </w:r>
+    </w:p>
+    <w:p>
+      <w:pPr>
+        <w:pStyle w:val="NoSpacing"/>
+      </w:pPr>
+      <w:r>
+        <w:t xml:space="preserve">      return false;</w:t>
+      </w:r>
+    </w:p>
+    <w:p>
+      <w:pPr>
+        <w:pStyle w:val="NoSpacing"/>
+      </w:pPr>
+      <w:r>
+        <w:t xml:space="preserve">    }</w:t>
+      </w:r>
+    </w:p>
+    <w:p>
+      <w:pPr>
+        <w:pStyle w:val="NoSpacing"/>
+      </w:pPr>
+      <w:r>
+        <w:t xml:space="preserve">  }</w:t>
+      </w:r>
+    </w:p>
+    <w:p>
+      <w:pPr>
+        <w:pStyle w:val="NoSpacing"/>
+      </w:pPr>
+      <w:r>
+        <w:t xml:space="preserve">  return true;</w:t>
+      </w:r>
+    </w:p>
+    <w:p>
+      <w:pPr>
+        <w:pStyle w:val="NoSpacing"/>
+      </w:pPr>
+      <w:r>
+        <w:t>};</w:t>
+      </w:r>
+    </w:p>
+    <w:p>
+      <w:pPr>
+        <w:pStyle w:val="NoSpacing"/>
+      </w:pPr>
+    </w:p>
+    <w:p>
+      <w:pPr>
+        <w:pStyle w:val="NoSpacing"/>
+      </w:pPr>
+      <w:r>
+        <w:t>console.log(</w:t>
+      </w:r>
+      <w:proofErr w:type="spellStart"/>
+      <w:proofErr w:type="gramStart"/>
+      <w:r>
+        <w:t>isPrime</w:t>
+      </w:r>
+      <w:proofErr w:type="spellEnd"/>
+      <w:r>
+        <w:t>(</w:t>
+      </w:r>
+      <w:proofErr w:type="gramEnd"/>
+      <w:r>
+        <w:t>4)); // false</w:t>
+      </w:r>
+    </w:p>
+    <w:p>
+      <w:pPr>
+        <w:pStyle w:val="NoSpacing"/>
+        <w:rPr>
+          <w:lang w:val="en-US"/>
+        </w:rPr>
+      </w:pPr>
+    </w:p>
+    <w:p>
+      <w:pPr>
+        <w:pStyle w:val="NoSpacing"/>
+        <w:rPr>
+          <w:b/>
+          <w:color w:val="4472C4" w:themeColor="accent1"/>
+        </w:rPr>
+      </w:pPr>
+      <w:r>
+        <w:rPr>
+          <w:b/>
+          <w:color w:val="4472C4" w:themeColor="accent1"/>
+        </w:rPr>
+        <w:t>ES6: Arrow Functions &amp; Default Parameters</w:t>
+      </w:r>
+    </w:p>
+    <w:p>
+      <w:pPr>
+        <w:pStyle w:val="NoSpacing"/>
+      </w:pPr>
+      <w:r>
+        <w:t xml:space="preserve">function </w:t>
+      </w:r>
+      <w:proofErr w:type="spellStart"/>
+      <w:proofErr w:type="gramStart"/>
+      <w:r>
+        <w:t>clickEvent</w:t>
+      </w:r>
+      <w:proofErr w:type="spellEnd"/>
+      <w:r>
+        <w:t>(</w:t>
+      </w:r>
+      <w:proofErr w:type="gramEnd"/>
+      <w:r>
+        <w:t>){</w:t>
+      </w:r>
+    </w:p>
+    <w:p>
+      <w:pPr>
+        <w:pStyle w:val="NoSpacing"/>
+      </w:pPr>
+      <w:r>
+        <w:t xml:space="preserve">const result = (name = "Guest") =&gt; </w:t>
+      </w:r>
+      <w:proofErr w:type="gramStart"/>
+      <w:r>
+        <w:t>( `</w:t>
+      </w:r>
+      <w:proofErr w:type="gramEnd"/>
+      <w:r>
+        <w:t>hello ${name}`)</w:t>
+      </w:r>
+    </w:p>
+    <w:p>
+      <w:pPr>
+        <w:pStyle w:val="NoSpacing"/>
+      </w:pPr>
+      <w:r>
+        <w:t xml:space="preserve">  </w:t>
+      </w:r>
+      <w:proofErr w:type="spellStart"/>
+      <w:proofErr w:type="gramStart"/>
+      <w:r>
+        <w:t>document.getElementById</w:t>
+      </w:r>
+      <w:proofErr w:type="spellEnd"/>
+      <w:proofErr w:type="gramEnd"/>
+      <w:r>
+        <w:t>("output").</w:t>
+      </w:r>
+      <w:proofErr w:type="spellStart"/>
+      <w:r>
+        <w:t>innerHTML</w:t>
+      </w:r>
+      <w:proofErr w:type="spellEnd"/>
+      <w:r>
+        <w:t xml:space="preserve"> = result('</w:t>
+      </w:r>
+      <w:proofErr w:type="spellStart"/>
+      <w:r>
+        <w:t>anand</w:t>
+      </w:r>
+      <w:proofErr w:type="spellEnd"/>
+      <w:r>
+        <w:t>');</w:t>
+      </w:r>
+    </w:p>
+    <w:p>
+      <w:pPr>
+        <w:pStyle w:val="NoSpacing"/>
+      </w:pPr>
+      <w:r>
+        <w:t>}</w:t>
+      </w:r>
+    </w:p>
+    <w:p>
+      <w:pPr>
+        <w:pStyle w:val="NoSpacing"/>
+        <w:rPr>
+          <w:lang w:val="en-US"/>
+        </w:rPr>
+      </w:pPr>
+    </w:p>
+    <w:p>
+      <w:pPr>
+        <w:pStyle w:val="NoSpacing"/>
+        <w:rPr>
+          <w:b/>
+        </w:rPr>
+      </w:pPr>
+      <w:r>
+        <w:rPr>
+          <w:b/>
+          <w:color w:val="4472C4" w:themeColor="accent1"/>
+        </w:rPr>
+        <w:t>Check if an Array is Sorted</w:t>
+      </w:r>
+    </w:p>
+    <w:p>
+      <w:pPr>
+        <w:pStyle w:val="NoSpacing"/>
+      </w:pPr>
+      <w:r>
+        <w:t xml:space="preserve">const </w:t>
+      </w:r>
+      <w:proofErr w:type="spellStart"/>
+      <w:r>
+        <w:t>arr</w:t>
+      </w:r>
+      <w:proofErr w:type="spellEnd"/>
+      <w:r>
+        <w:t xml:space="preserve"> = [1, 2, 3, 5,1];</w:t>
+      </w:r>
+    </w:p>
+    <w:p>
+      <w:pPr>
+        <w:pStyle w:val="NoSpacing"/>
+      </w:pPr>
+      <w:r>
+        <w:t xml:space="preserve">const </w:t>
+      </w:r>
+      <w:proofErr w:type="spellStart"/>
+      <w:r>
+        <w:t>isSorted</w:t>
+      </w:r>
+      <w:proofErr w:type="spellEnd"/>
+      <w:r>
+        <w:t xml:space="preserve"> = (</w:t>
+      </w:r>
+      <w:proofErr w:type="spellStart"/>
+      <w:r>
+        <w:t>arr</w:t>
+      </w:r>
+      <w:proofErr w:type="spellEnd"/>
+      <w:r>
+        <w:t>) =&gt; {</w:t>
+      </w:r>
+    </w:p>
+    <w:p>
+      <w:pPr>
+        <w:pStyle w:val="NoSpacing"/>
+      </w:pPr>
+      <w:r>
+        <w:t xml:space="preserve">  for (let </w:t>
+      </w:r>
+      <w:proofErr w:type="spellStart"/>
+      <w:r>
+        <w:t>i</w:t>
+      </w:r>
+      <w:proofErr w:type="spellEnd"/>
+      <w:r>
+        <w:t xml:space="preserve"> = 0; </w:t>
+      </w:r>
+      <w:proofErr w:type="spellStart"/>
+      <w:r>
+        <w:t>i</w:t>
+      </w:r>
+      <w:proofErr w:type="spellEnd"/>
+      <w:r>
+        <w:t xml:space="preserve"> &lt; </w:t>
+      </w:r>
+      <w:proofErr w:type="spellStart"/>
+      <w:proofErr w:type="gramStart"/>
+      <w:r>
+        <w:t>arr.length</w:t>
+      </w:r>
+      <w:proofErr w:type="spellEnd"/>
+      <w:proofErr w:type="gramEnd"/>
+      <w:r>
+        <w:t xml:space="preserve"> - 1; </w:t>
+      </w:r>
+      <w:proofErr w:type="spellStart"/>
+      <w:r>
+        <w:t>i</w:t>
+      </w:r>
+      <w:proofErr w:type="spellEnd"/>
+      <w:r>
+        <w:t>++) {</w:t>
+      </w:r>
+    </w:p>
+    <w:p>
+      <w:pPr>
+        <w:pStyle w:val="NoSpacing"/>
+      </w:pPr>
+      <w:r>
+        <w:t>    if (</w:t>
+      </w:r>
+      <w:proofErr w:type="spellStart"/>
+      <w:r>
+        <w:t>arr</w:t>
+      </w:r>
+      <w:proofErr w:type="spellEnd"/>
+      <w:r>
+        <w:t>[</w:t>
+      </w:r>
+      <w:proofErr w:type="spellStart"/>
+      <w:r>
+        <w:t>i</w:t>
+      </w:r>
+      <w:proofErr w:type="spellEnd"/>
+      <w:r>
+        <w:t xml:space="preserve">] &gt; </w:t>
+      </w:r>
+      <w:proofErr w:type="spellStart"/>
+      <w:proofErr w:type="gramStart"/>
+      <w:r>
+        <w:t>arr</w:t>
+      </w:r>
+      <w:proofErr w:type="spellEnd"/>
+      <w:r>
+        <w:t>[</w:t>
+      </w:r>
+      <w:proofErr w:type="spellStart"/>
+      <w:proofErr w:type="gramEnd"/>
+      <w:r>
+        <w:t>i</w:t>
+      </w:r>
+      <w:proofErr w:type="spellEnd"/>
+      <w:r>
+        <w:t xml:space="preserve"> + 1]) {</w:t>
+      </w:r>
+    </w:p>
+    <w:p>
+      <w:pPr>
+        <w:pStyle w:val="NoSpacing"/>
+      </w:pPr>
+      <w:r>
+        <w:t xml:space="preserve">      return false; </w:t>
+      </w:r>
+    </w:p>
+    <w:p>
+      <w:pPr>
+        <w:pStyle w:val="NoSpacing"/>
+      </w:pPr>
+      <w:r>
+        <w:t>    }</w:t>
+      </w:r>
+    </w:p>
+    <w:p>
+      <w:pPr>
+        <w:pStyle w:val="NoSpacing"/>
+      </w:pPr>
+      <w:r>
+        <w:t>  }</w:t>
+      </w:r>
+    </w:p>
+    <w:p>
+      <w:pPr>
+        <w:pStyle w:val="NoSpacing"/>
+      </w:pPr>
+      <w:r>
+        <w:t xml:space="preserve">  return true; </w:t>
+      </w:r>
+    </w:p>
+    <w:p>
+      <w:pPr>
+        <w:pStyle w:val="NoSpacing"/>
+      </w:pPr>
+      <w:r>
+        <w:t>};</w:t>
+      </w:r>
+    </w:p>
+    <w:p>
+      <w:pPr>
+        <w:pStyle w:val="NoSpacing"/>
+      </w:pPr>
+      <w:r>
+        <w:t>console.log(</w:t>
+      </w:r>
+      <w:proofErr w:type="spellStart"/>
+      <w:r>
+        <w:t>isSorted</w:t>
+      </w:r>
+      <w:proofErr w:type="spellEnd"/>
+      <w:r>
+        <w:t>(</w:t>
+      </w:r>
+      <w:proofErr w:type="spellStart"/>
+      <w:r>
+        <w:t>arr</w:t>
+      </w:r>
+      <w:proofErr w:type="spellEnd"/>
+      <w:r>
+        <w:t xml:space="preserve">)); </w:t>
+      </w:r>
+    </w:p>
+    <w:p>
+      <w:pPr>
+        <w:pStyle w:val="NoSpacing"/>
+      </w:pPr>
+    </w:p>
+    <w:p>
+      <w:pPr>
+        <w:pStyle w:val="NoSpacing"/>
+        <w:rPr>
+          <w:b/>
+          <w:color w:val="4472C4" w:themeColor="accent1"/>
+        </w:rPr>
+      </w:pPr>
+      <w:r>
+        <w:rPr>
+          <w:b/>
+          <w:color w:val="4472C4" w:themeColor="accent1"/>
+        </w:rPr>
+        <w:t xml:space="preserve">Remove </w:t>
+      </w:r>
+      <w:proofErr w:type="spellStart"/>
+      <w:r>
+        <w:rPr>
+          <w:b/>
+          <w:color w:val="4472C4" w:themeColor="accent1"/>
+        </w:rPr>
+        <w:t>Falsy</w:t>
+      </w:r>
+      <w:proofErr w:type="spellEnd"/>
+      <w:r>
+        <w:rPr>
+          <w:b/>
+          <w:color w:val="4472C4" w:themeColor="accent1"/>
+        </w:rPr>
+        <w:t xml:space="preserve"> Values from Array</w:t>
+      </w:r>
+    </w:p>
+    <w:p>
+      <w:pPr>
+        <w:pStyle w:val="NoSpacing"/>
+      </w:pPr>
+      <w:r>
+        <w:t xml:space="preserve">const </w:t>
+      </w:r>
+      <w:proofErr w:type="spellStart"/>
+      <w:r>
+        <w:t>arr</w:t>
+      </w:r>
+      <w:proofErr w:type="spellEnd"/>
+      <w:r>
+        <w:t xml:space="preserve"> = [0, 1, false, 2, '', 3];</w:t>
+      </w:r>
+    </w:p>
+    <w:p>
+      <w:pPr>
+        <w:pStyle w:val="NoSpacing"/>
+      </w:pPr>
+      <w:r>
+        <w:t xml:space="preserve">const filtered = </w:t>
+      </w:r>
+      <w:proofErr w:type="spellStart"/>
+      <w:proofErr w:type="gramStart"/>
+      <w:r>
+        <w:t>arr.filter</w:t>
+      </w:r>
+      <w:proofErr w:type="spellEnd"/>
+      <w:proofErr w:type="gramEnd"/>
+      <w:r>
+        <w:t>(Boolean);</w:t>
+      </w:r>
+    </w:p>
+    <w:p>
+      <w:pPr>
+        <w:pStyle w:val="NoSpacing"/>
+      </w:pPr>
+      <w:r>
+        <w:t>console.log(filtered</w:t>
+      </w:r>
+      <w:proofErr w:type="gramStart"/>
+      <w:r>
+        <w:t>);  /</w:t>
+      </w:r>
+      <w:proofErr w:type="gramEnd"/>
+      <w:r>
+        <w:t>/ [1,2,3]</w:t>
+      </w:r>
+    </w:p>
+    <w:p>
+      <w:pPr>
+        <w:pStyle w:val="NoSpacing"/>
+      </w:pPr>
+    </w:p>
+    <w:p>
+      <w:pPr>
+        <w:pStyle w:val="NoSpacing"/>
+        <w:rPr>
+          <w:b/>
+        </w:rPr>
+      </w:pPr>
+      <w:r>
+        <w:rPr>
+          <w:b/>
+          <w:color w:val="4472C4" w:themeColor="accent1"/>
+        </w:rPr>
+        <w:t>Deep Clone an Object</w:t>
+      </w:r>
+    </w:p>
+    <w:p>
+      <w:pPr>
+        <w:pStyle w:val="NoSpacing"/>
+      </w:pPr>
+      <w:r>
+        <w:t xml:space="preserve">const </w:t>
+      </w:r>
+      <w:proofErr w:type="spellStart"/>
+      <w:r>
+        <w:t>obj</w:t>
+      </w:r>
+      <w:proofErr w:type="spellEnd"/>
+      <w:r>
+        <w:t xml:space="preserve"> = </w:t>
+      </w:r>
+      <w:proofErr w:type="gramStart"/>
+      <w:r>
+        <w:t>{ a</w:t>
+      </w:r>
+      <w:proofErr w:type="gramEnd"/>
+      <w:r>
+        <w:t>: 1, b: { c: 2 } };</w:t>
+      </w:r>
+    </w:p>
+    <w:p>
+      <w:pPr>
+        <w:pStyle w:val="NoSpacing"/>
+      </w:pPr>
+      <w:r>
+        <w:t xml:space="preserve">const clone = </w:t>
+      </w:r>
+      <w:proofErr w:type="spellStart"/>
+      <w:r>
+        <w:t>JSON.parse</w:t>
+      </w:r>
+      <w:proofErr w:type="spellEnd"/>
+      <w:r>
+        <w:t>(</w:t>
+      </w:r>
+      <w:proofErr w:type="spellStart"/>
+      <w:r>
+        <w:t>JSON.stringify</w:t>
+      </w:r>
+      <w:proofErr w:type="spellEnd"/>
+      <w:r>
+        <w:t>(</w:t>
+      </w:r>
+      <w:proofErr w:type="spellStart"/>
+      <w:r>
+        <w:t>obj</w:t>
+      </w:r>
+      <w:proofErr w:type="spellEnd"/>
+      <w:r>
+        <w:t>));</w:t>
+      </w:r>
+    </w:p>
+    <w:p>
+      <w:pPr>
+        <w:pStyle w:val="NoSpacing"/>
+        <w:rPr>
+          <w:lang w:val="en-US"/>
+        </w:rPr>
+      </w:pPr>
+    </w:p>
+    <w:p>
+      <w:pPr>
+        <w:pStyle w:val="NoSpacing"/>
+        <w:rPr>
+          <w:b/>
+          <w:color w:val="4472C4" w:themeColor="accent1"/>
+        </w:rPr>
+      </w:pPr>
+      <w:r>
+        <w:rPr>
+          <w:b/>
+          <w:color w:val="4472C4" w:themeColor="accent1"/>
+        </w:rPr>
+        <w:t>Currying Function</w:t>
+      </w:r>
+    </w:p>
+    <w:p>
+      <w:pPr>
+        <w:pStyle w:val="NoSpacing"/>
+      </w:pPr>
+      <w:r>
+        <w:t>function multiply(a) {</w:t>
+      </w:r>
+    </w:p>
+    <w:p>
+      <w:pPr>
+        <w:pStyle w:val="NoSpacing"/>
+      </w:pPr>
+      <w:r>
+        <w:t xml:space="preserve">  return function(b) {</w:t>
+      </w:r>
+    </w:p>
+    <w:p>
+      <w:pPr>
+        <w:pStyle w:val="NoSpacing"/>
+      </w:pPr>
+      <w:r>
+        <w:t xml:space="preserve">    return a * b;</w:t>
+      </w:r>
+    </w:p>
+    <w:p>
+      <w:pPr>
+        <w:pStyle w:val="NoSpacing"/>
+      </w:pPr>
+      <w:r>
+        <w:t xml:space="preserve">  }</w:t>
+      </w:r>
+    </w:p>
+    <w:p>
+      <w:pPr>
+        <w:pStyle w:val="NoSpacing"/>
+      </w:pPr>
+      <w:r>
+        <w:t>}</w:t>
+      </w:r>
+    </w:p>
+    <w:p>
+      <w:pPr>
+        <w:pStyle w:val="NoSpacing"/>
+      </w:pPr>
+    </w:p>
+    <w:p>
+      <w:pPr>
+        <w:pStyle w:val="NoSpacing"/>
+      </w:pPr>
+      <w:r>
+        <w:t xml:space="preserve">const multiplyBy2 = </w:t>
+      </w:r>
+      <w:proofErr w:type="gramStart"/>
+      <w:r>
+        <w:t>multiply(</w:t>
+      </w:r>
+      <w:proofErr w:type="gramEnd"/>
+      <w:r>
+        <w:t>2);</w:t>
+      </w:r>
+    </w:p>
+    <w:p>
+      <w:pPr>
+        <w:pStyle w:val="NoSpacing"/>
+      </w:pPr>
+      <w:r>
+        <w:t>console.log(multiplyBy2(5)); // 10</w:t>
+      </w:r>
+    </w:p>
+    <w:p>
+      <w:pPr>
+        <w:pStyle w:val="NoSpacing"/>
+        <w:rPr>
+          <w:b/>
+        </w:rPr>
+      </w:pPr>
+      <w:r>
+        <w:rPr>
+          <w:b/>
+        </w:rPr>
+        <w:t>OR</w:t>
+      </w:r>
+    </w:p>
+    <w:p>
+      <w:pPr>
+        <w:pStyle w:val="NoSpacing"/>
+      </w:pPr>
+      <w:r>
+        <w:lastRenderedPageBreak/>
+        <w:t>function multiply(a</w:t>
+      </w:r>
+      <w:proofErr w:type="gramStart"/>
+      <w:r>
+        <w:t>){</w:t>
+      </w:r>
+      <w:proofErr w:type="gramEnd"/>
+    </w:p>
+    <w:p>
+      <w:pPr>
+        <w:pStyle w:val="NoSpacing"/>
+      </w:pPr>
+      <w:r>
+        <w:t>    return function(b</w:t>
+      </w:r>
+      <w:proofErr w:type="gramStart"/>
+      <w:r>
+        <w:t>){</w:t>
+      </w:r>
+      <w:proofErr w:type="gramEnd"/>
+    </w:p>
+    <w:p>
+      <w:pPr>
+        <w:pStyle w:val="NoSpacing"/>
+      </w:pPr>
+      <w:r>
+        <w:t>        return a*b</w:t>
+      </w:r>
+    </w:p>
+    <w:p>
+      <w:pPr>
+        <w:pStyle w:val="NoSpacing"/>
+      </w:pPr>
+      <w:r>
+        <w:t>    }</w:t>
+      </w:r>
+    </w:p>
+    <w:p>
+      <w:pPr>
+        <w:pStyle w:val="NoSpacing"/>
+      </w:pPr>
+      <w:r>
+        <w:t>}</w:t>
+      </w:r>
+    </w:p>
+    <w:p>
+      <w:pPr>
+        <w:pStyle w:val="NoSpacing"/>
+      </w:pPr>
+    </w:p>
+    <w:p>
+      <w:pPr>
+        <w:pStyle w:val="NoSpacing"/>
+      </w:pPr>
+      <w:r>
+        <w:t>console.log(</w:t>
+      </w:r>
+      <w:proofErr w:type="gramStart"/>
+      <w:r>
+        <w:t>multiply(</w:t>
+      </w:r>
+      <w:proofErr w:type="gramEnd"/>
+      <w:r>
+        <w:t>10)(20))</w:t>
+      </w:r>
+    </w:p>
+    <w:p>
+      <w:pPr>
+        <w:pStyle w:val="NoSpacing"/>
+      </w:pPr>
+    </w:p>
+    <w:p>
+      <w:pPr>
+        <w:pStyle w:val="NoSpacing"/>
+        <w:rPr>
+          <w:b/>
+          <w:color w:val="4472C4" w:themeColor="accent1"/>
+          <w:lang w:val="en-US"/>
+        </w:rPr>
+      </w:pPr>
+      <w:r>
+        <w:rPr>
+          <w:b/>
+          <w:color w:val="4472C4" w:themeColor="accent1"/>
+          <w:lang w:val="en-US"/>
+        </w:rPr>
+        <w:t>Remove duplicates from array</w:t>
+      </w:r>
+    </w:p>
+    <w:p>
+      <w:pPr>
+        <w:pStyle w:val="NoSpacing"/>
+        <w:rPr>
+          <w:b/>
+          <w:lang w:val="en-US"/>
+        </w:rPr>
+      </w:pPr>
+    </w:p>
+    <w:p>
+      <w:pPr>
+        <w:pStyle w:val="NoSpacing"/>
+      </w:pPr>
+      <w:r>
+        <w:t>const numbers = [1, 2, 3, 2, 4, 1, 5,1,1,1,1];</w:t>
+      </w:r>
+    </w:p>
+    <w:p>
+      <w:pPr>
+        <w:pStyle w:val="NoSpacing"/>
+      </w:pPr>
+      <w:r>
+        <w:t xml:space="preserve">const </w:t>
+      </w:r>
+      <w:proofErr w:type="spellStart"/>
+      <w:r>
+        <w:t>uniqueNumbers</w:t>
+      </w:r>
+      <w:proofErr w:type="spellEnd"/>
+      <w:r>
+        <w:t xml:space="preserve"> = </w:t>
+      </w:r>
+      <w:proofErr w:type="spellStart"/>
+      <w:proofErr w:type="gramStart"/>
+      <w:r>
+        <w:t>numbers.reduce</w:t>
+      </w:r>
+      <w:proofErr w:type="spellEnd"/>
+      <w:proofErr w:type="gramEnd"/>
+      <w:r>
+        <w:t>((</w:t>
+      </w:r>
+      <w:proofErr w:type="spellStart"/>
+      <w:r>
+        <w:t>acc</w:t>
+      </w:r>
+      <w:proofErr w:type="spellEnd"/>
+      <w:r>
+        <w:t>, current) =&gt; {</w:t>
+      </w:r>
+    </w:p>
+    <w:p>
+      <w:pPr>
+        <w:pStyle w:val="NoSpacing"/>
+      </w:pPr>
+      <w:r>
+        <w:t xml:space="preserve">  if </w:t>
+      </w:r>
+      <w:proofErr w:type="gramStart"/>
+      <w:r>
+        <w:t>(!</w:t>
+      </w:r>
+      <w:proofErr w:type="spellStart"/>
+      <w:r>
+        <w:t>acc</w:t>
+      </w:r>
+      <w:proofErr w:type="gramEnd"/>
+      <w:r>
+        <w:t>.includes</w:t>
+      </w:r>
+      <w:proofErr w:type="spellEnd"/>
+      <w:r>
+        <w:t>(current)) {</w:t>
+      </w:r>
+    </w:p>
+    <w:p>
+      <w:pPr>
+        <w:pStyle w:val="NoSpacing"/>
+      </w:pPr>
+      <w:r>
+        <w:t xml:space="preserve">    </w:t>
+      </w:r>
+      <w:proofErr w:type="spellStart"/>
+      <w:proofErr w:type="gramStart"/>
+      <w:r>
+        <w:t>acc.push</w:t>
+      </w:r>
+      <w:proofErr w:type="spellEnd"/>
+      <w:proofErr w:type="gramEnd"/>
+      <w:r>
+        <w:t>(current);</w:t>
+      </w:r>
+    </w:p>
+    <w:p>
+      <w:pPr>
+        <w:pStyle w:val="NoSpacing"/>
+      </w:pPr>
+      <w:r>
+        <w:t>  }</w:t>
+      </w:r>
+    </w:p>
+    <w:p>
+      <w:pPr>
+        <w:pStyle w:val="NoSpacing"/>
+      </w:pPr>
+      <w:r>
+        <w:t xml:space="preserve">  return </w:t>
+      </w:r>
+      <w:proofErr w:type="spellStart"/>
+      <w:r>
+        <w:t>acc</w:t>
+      </w:r>
+      <w:proofErr w:type="spellEnd"/>
+      <w:r>
+        <w:t>;</w:t>
+      </w:r>
+    </w:p>
+    <w:p>
+      <w:pPr>
+        <w:pStyle w:val="NoSpacing"/>
+      </w:pPr>
+      <w:r>
+        <w:t>}, []);</w:t>
+      </w:r>
+    </w:p>
+    <w:p>
+      <w:pPr>
+        <w:pStyle w:val="NoSpacing"/>
+      </w:pPr>
+      <w:r>
+        <w:t>console.log(</w:t>
+      </w:r>
+      <w:proofErr w:type="spellStart"/>
+      <w:r>
+        <w:t>uniqueNumbers</w:t>
+      </w:r>
+      <w:proofErr w:type="spellEnd"/>
+      <w:r>
+        <w:t xml:space="preserve">); </w:t>
+      </w:r>
+    </w:p>
+    <w:p>
+      <w:pPr>
+        <w:pStyle w:val="NoSpacing"/>
+        <w:rPr>
+          <w:b/>
+          <w:lang w:val="en-US"/>
+        </w:rPr>
+      </w:pPr>
+    </w:p>
+    <w:p>
+      <w:pPr>
+        <w:pStyle w:val="NoSpacing"/>
+        <w:rPr>
+          <w:b/>
+          <w:color w:val="4472C4" w:themeColor="accent1"/>
+          <w:lang w:val="en-US"/>
+        </w:rPr>
+      </w:pPr>
+      <w:r>
+        <w:rPr>
+          <w:b/>
+          <w:color w:val="4472C4" w:themeColor="accent1"/>
+          <w:lang w:val="en-US"/>
+        </w:rPr>
+        <w:t>Display only duplicated numbers</w:t>
+      </w:r>
+    </w:p>
+    <w:p>
+      <w:pPr>
+        <w:pStyle w:val="NoSpacing"/>
+      </w:pPr>
+      <w:r>
+        <w:t>const numbers = [1, 2, 3, 2, 4, 1, 5, 1, 1, 1, 1];</w:t>
+      </w:r>
+    </w:p>
+    <w:p>
+      <w:pPr>
+        <w:pStyle w:val="NoSpacing"/>
+      </w:pPr>
+    </w:p>
+    <w:p>
+      <w:pPr>
+        <w:pStyle w:val="NoSpacing"/>
+      </w:pPr>
+      <w:r>
+        <w:t xml:space="preserve">const </w:t>
+      </w:r>
+      <w:proofErr w:type="spellStart"/>
+      <w:r>
+        <w:t>repeatedArr</w:t>
+      </w:r>
+      <w:proofErr w:type="spellEnd"/>
+      <w:r>
+        <w:t xml:space="preserve"> = (numbers) =</w:t>
+      </w:r>
+      <w:proofErr w:type="gramStart"/>
+      <w:r>
+        <w:t>&gt;{</w:t>
+      </w:r>
+      <w:proofErr w:type="gramEnd"/>
+    </w:p>
+    <w:p>
+      <w:pPr>
+        <w:pStyle w:val="NoSpacing"/>
+      </w:pPr>
+      <w:r>
+        <w:t xml:space="preserve">   return </w:t>
+      </w:r>
+      <w:proofErr w:type="spellStart"/>
+      <w:proofErr w:type="gramStart"/>
+      <w:r>
+        <w:t>numbers.reduce</w:t>
+      </w:r>
+      <w:proofErr w:type="spellEnd"/>
+      <w:proofErr w:type="gramEnd"/>
+      <w:r>
+        <w:t>((</w:t>
+      </w:r>
+      <w:proofErr w:type="spellStart"/>
+      <w:r>
+        <w:t>acc</w:t>
+      </w:r>
+      <w:proofErr w:type="spellEnd"/>
+      <w:r>
+        <w:t xml:space="preserve">, </w:t>
+      </w:r>
+      <w:proofErr w:type="spellStart"/>
+      <w:r>
+        <w:t>curr</w:t>
+      </w:r>
+      <w:proofErr w:type="spellEnd"/>
+      <w:r>
+        <w:t xml:space="preserve">, index, </w:t>
+      </w:r>
+      <w:proofErr w:type="spellStart"/>
+      <w:r>
+        <w:t>arr</w:t>
+      </w:r>
+      <w:proofErr w:type="spellEnd"/>
+      <w:r>
+        <w:t>)=&gt;{</w:t>
+      </w:r>
+    </w:p>
+    <w:p>
+      <w:pPr>
+        <w:pStyle w:val="NoSpacing"/>
+      </w:pPr>
+      <w:r>
+        <w:t>    if((</w:t>
+      </w:r>
+      <w:proofErr w:type="spellStart"/>
+      <w:proofErr w:type="gramStart"/>
+      <w:r>
+        <w:t>arr.indexOf</w:t>
+      </w:r>
+      <w:proofErr w:type="spellEnd"/>
+      <w:proofErr w:type="gramEnd"/>
+      <w:r>
+        <w:t>(</w:t>
+      </w:r>
+      <w:proofErr w:type="spellStart"/>
+      <w:r>
+        <w:t>curr</w:t>
+      </w:r>
+      <w:proofErr w:type="spellEnd"/>
+      <w:r>
+        <w:t>)</w:t>
+      </w:r>
+      <w:r>
+        <w:t>!</w:t>
+      </w:r>
+      <w:r>
+        <w:t>==index)&amp;&amp;(!</w:t>
+      </w:r>
+      <w:proofErr w:type="spellStart"/>
+      <w:r>
+        <w:t>acc.includes</w:t>
+      </w:r>
+      <w:proofErr w:type="spellEnd"/>
+      <w:r>
+        <w:t>(</w:t>
+      </w:r>
+      <w:proofErr w:type="spellStart"/>
+      <w:r>
+        <w:t>curr</w:t>
+      </w:r>
+      <w:proofErr w:type="spellEnd"/>
+      <w:r>
+        <w:t>))){</w:t>
+      </w:r>
+    </w:p>
+    <w:p>
+      <w:pPr>
+        <w:pStyle w:val="NoSpacing"/>
+      </w:pPr>
+      <w:r>
+        <w:t xml:space="preserve">        </w:t>
+      </w:r>
+      <w:proofErr w:type="spellStart"/>
+      <w:proofErr w:type="gramStart"/>
+      <w:r>
+        <w:t>acc.push</w:t>
+      </w:r>
+      <w:proofErr w:type="spellEnd"/>
+      <w:proofErr w:type="gramEnd"/>
+      <w:r>
+        <w:t>(</w:t>
+      </w:r>
+      <w:proofErr w:type="spellStart"/>
+      <w:r>
+        <w:t>curr</w:t>
+      </w:r>
+      <w:proofErr w:type="spellEnd"/>
+      <w:r>
+        <w:t>)</w:t>
+      </w:r>
+    </w:p>
+    <w:p>
+      <w:pPr>
+        <w:pStyle w:val="NoSpacing"/>
+      </w:pPr>
+      <w:r>
+        <w:t>    }</w:t>
+      </w:r>
+    </w:p>
+    <w:p>
+      <w:pPr>
+        <w:pStyle w:val="NoSpacing"/>
+      </w:pPr>
+      <w:r>
+        <w:t xml:space="preserve">return </w:t>
+      </w:r>
+      <w:proofErr w:type="spellStart"/>
+      <w:r>
+        <w:t>acc</w:t>
+      </w:r>
+      <w:proofErr w:type="spellEnd"/>
+    </w:p>
+    <w:p>
+      <w:pPr>
+        <w:pStyle w:val="NoSpacing"/>
+      </w:pPr>
+      <w:r>
+        <w:t>    },[])</w:t>
+      </w:r>
+    </w:p>
+    <w:p>
+      <w:pPr>
+        <w:pStyle w:val="NoSpacing"/>
+      </w:pPr>
+      <w:r>
+        <w:t>}</w:t>
+      </w:r>
+    </w:p>
+    <w:p>
+      <w:pPr>
+        <w:pStyle w:val="NoSpacing"/>
+      </w:pPr>
+      <w:r>
+        <w:t>console.log(</w:t>
+      </w:r>
+      <w:proofErr w:type="spellStart"/>
+      <w:r>
+        <w:t>repeatedArr</w:t>
+      </w:r>
+      <w:proofErr w:type="spellEnd"/>
+      <w:r>
+        <w:t>(numbers))</w:t>
+      </w:r>
+    </w:p>
+    <w:p>
+      <w:pPr>
+        <w:pStyle w:val="NoSpacing"/>
+        <w:rPr>
+          <w:b/>
+          <w:lang w:val="en-US"/>
+        </w:rPr>
+      </w:pPr>
+    </w:p>
+    <w:p>
+      <w:pPr>
+        <w:pStyle w:val="NoSpacing"/>
+        <w:rPr>
+          <w:b/>
+          <w:color w:val="4472C4" w:themeColor="accent1"/>
+        </w:rPr>
+      </w:pPr>
+      <w:r>
+        <w:rPr>
+          <w:b/>
+          <w:color w:val="4472C4" w:themeColor="accent1"/>
+        </w:rPr>
+        <w:t>Debounce Function</w:t>
+      </w:r>
+    </w:p>
+    <w:p>
+      <w:pPr>
+        <w:pStyle w:val="NoSpacing"/>
+      </w:pPr>
+      <w:r>
+        <w:t xml:space="preserve">function </w:t>
+      </w:r>
+      <w:proofErr w:type="gramStart"/>
+      <w:r>
+        <w:t>debounce(</w:t>
+      </w:r>
+      <w:proofErr w:type="spellStart"/>
+      <w:proofErr w:type="gramEnd"/>
+      <w:r>
+        <w:t>fn</w:t>
+      </w:r>
+      <w:proofErr w:type="spellEnd"/>
+      <w:r>
+        <w:t>, delay) {</w:t>
+      </w:r>
+    </w:p>
+    <w:p>
+      <w:pPr>
+        <w:pStyle w:val="NoSpacing"/>
+      </w:pPr>
+      <w:r>
+        <w:t xml:space="preserve">  let timer;</w:t>
+      </w:r>
+    </w:p>
+    <w:p>
+      <w:pPr>
+        <w:pStyle w:val="NoSpacing"/>
+      </w:pPr>
+      <w:r>
+        <w:t xml:space="preserve">  return </w:t>
+      </w:r>
+      <w:proofErr w:type="gramStart"/>
+      <w:r>
+        <w:t>function(</w:t>
+      </w:r>
+      <w:proofErr w:type="gramEnd"/>
+      <w:r>
+        <w:t>...</w:t>
+      </w:r>
+      <w:proofErr w:type="spellStart"/>
+      <w:r>
+        <w:t>args</w:t>
+      </w:r>
+      <w:proofErr w:type="spellEnd"/>
+      <w:r>
+        <w:t>) {</w:t>
+      </w:r>
+    </w:p>
+    <w:p>
+      <w:pPr>
+        <w:pStyle w:val="NoSpacing"/>
+      </w:pPr>
+      <w:r>
+        <w:t xml:space="preserve">    </w:t>
+      </w:r>
+      <w:proofErr w:type="spellStart"/>
+      <w:r>
+        <w:t>clearTimeout</w:t>
+      </w:r>
+      <w:proofErr w:type="spellEnd"/>
+      <w:r>
+        <w:t>(timer);</w:t>
+      </w:r>
+    </w:p>
+    <w:p>
+      <w:pPr>
+        <w:pStyle w:val="NoSpacing"/>
+      </w:pPr>
+      <w:r>
+        <w:t xml:space="preserve">    timer = </w:t>
+      </w:r>
+      <w:proofErr w:type="spellStart"/>
+      <w:proofErr w:type="gramStart"/>
+      <w:r>
+        <w:t>setTimeout</w:t>
+      </w:r>
+      <w:proofErr w:type="spellEnd"/>
+      <w:r>
+        <w:t>(</w:t>
+      </w:r>
+      <w:proofErr w:type="gramEnd"/>
+      <w:r>
+        <w:t xml:space="preserve">() =&gt; </w:t>
+      </w:r>
+      <w:proofErr w:type="spellStart"/>
+      <w:r>
+        <w:t>fn.apply</w:t>
+      </w:r>
+      <w:proofErr w:type="spellEnd"/>
+      <w:r>
+        <w:t xml:space="preserve">(this, </w:t>
+      </w:r>
+      <w:proofErr w:type="spellStart"/>
+      <w:r>
+        <w:t>args</w:t>
+      </w:r>
+      <w:proofErr w:type="spellEnd"/>
+      <w:r>
+        <w:t>), delay);</w:t>
+      </w:r>
+    </w:p>
+    <w:p>
+      <w:pPr>
+        <w:pStyle w:val="NoSpacing"/>
+      </w:pPr>
+      <w:r>
+        <w:t xml:space="preserve">  }</w:t>
+      </w:r>
+    </w:p>
+    <w:p>
+      <w:pPr>
+        <w:pStyle w:val="NoSpacing"/>
+      </w:pPr>
+      <w:r>
+        <w:t>}</w:t>
+      </w:r>
+    </w:p>
+    <w:p>
+      <w:pPr>
+        <w:pStyle w:val="NoSpacing"/>
+      </w:pPr>
+    </w:p>
+    <w:p>
+      <w:pPr>
+        <w:pStyle w:val="NoSpacing"/>
+      </w:pPr>
+      <w:r>
+        <w:t>const log = debounce((</w:t>
+      </w:r>
+      <w:proofErr w:type="spellStart"/>
+      <w:r>
+        <w:t>msg</w:t>
+      </w:r>
+      <w:proofErr w:type="spellEnd"/>
+      <w:r>
+        <w:t>) =&gt; console.log(</w:t>
+      </w:r>
+      <w:proofErr w:type="spellStart"/>
+      <w:r>
+        <w:t>msg</w:t>
+      </w:r>
+      <w:proofErr w:type="spellEnd"/>
+      <w:r>
+        <w:t>), 500);</w:t>
+      </w:r>
+    </w:p>
+    <w:p>
+      <w:pPr>
+        <w:pStyle w:val="NoSpacing"/>
+      </w:pPr>
+      <w:r>
+        <w:t>log("Hello"</w:t>
+      </w:r>
+      <w:proofErr w:type="gramStart"/>
+      <w:r>
+        <w:t>);  /</w:t>
+      </w:r>
+      <w:proofErr w:type="gramEnd"/>
+      <w:r>
+        <w:t>/ Will print after 500ms</w:t>
+      </w:r>
+    </w:p>
+    <w:p>
+      <w:pPr>
+        <w:pStyle w:val="NoSpacing"/>
+      </w:pPr>
+    </w:p>
+    <w:p>
+      <w:pPr>
+        <w:pStyle w:val="NoSpacing"/>
+        <w:rPr>
+          <w:b/>
+          <w:color w:val="4472C4" w:themeColor="accent1"/>
+        </w:rPr>
+      </w:pPr>
+      <w:r>
+        <w:rPr>
+          <w:b/>
+          <w:color w:val="4472C4" w:themeColor="accent1"/>
+        </w:rPr>
+        <w:t>Throttle Function</w:t>
+      </w:r>
+    </w:p>
+    <w:p>
+      <w:pPr>
+        <w:pStyle w:val="NoSpacing"/>
+      </w:pPr>
+      <w:r>
+        <w:t xml:space="preserve">function </w:t>
+      </w:r>
+      <w:proofErr w:type="gramStart"/>
+      <w:r>
+        <w:t>throttle(</w:t>
+      </w:r>
+      <w:proofErr w:type="spellStart"/>
+      <w:proofErr w:type="gramEnd"/>
+      <w:r>
+        <w:t>fn</w:t>
+      </w:r>
+      <w:proofErr w:type="spellEnd"/>
+      <w:r>
+        <w:t>, limit) {</w:t>
+      </w:r>
+    </w:p>
+    <w:p>
+      <w:pPr>
+        <w:pStyle w:val="NoSpacing"/>
+      </w:pPr>
+      <w:r>
+        <w:t xml:space="preserve">  let </w:t>
+      </w:r>
+      <w:proofErr w:type="spellStart"/>
+      <w:r>
+        <w:t>lastCall</w:t>
+      </w:r>
+      <w:proofErr w:type="spellEnd"/>
+      <w:r>
+        <w:t xml:space="preserve"> = 0;</w:t>
+      </w:r>
+    </w:p>
+    <w:p>
+      <w:pPr>
+        <w:pStyle w:val="NoSpacing"/>
+      </w:pPr>
+      <w:r>
+        <w:t xml:space="preserve">  return </w:t>
+      </w:r>
+      <w:proofErr w:type="gramStart"/>
+      <w:r>
+        <w:t>function(</w:t>
+      </w:r>
+      <w:proofErr w:type="gramEnd"/>
+      <w:r>
+        <w:t>...</w:t>
+      </w:r>
+      <w:proofErr w:type="spellStart"/>
+      <w:r>
+        <w:t>args</w:t>
+      </w:r>
+      <w:proofErr w:type="spellEnd"/>
+      <w:r>
+        <w:t>) {</w:t>
+      </w:r>
+    </w:p>
+    <w:p>
+      <w:pPr>
+        <w:pStyle w:val="NoSpacing"/>
+      </w:pPr>
+      <w:r>
+        <w:t xml:space="preserve">    let now = </w:t>
+      </w:r>
+      <w:proofErr w:type="spellStart"/>
+      <w:proofErr w:type="gramStart"/>
+      <w:r>
+        <w:t>Date.now</w:t>
+      </w:r>
+      <w:proofErr w:type="spellEnd"/>
+      <w:r>
+        <w:t>(</w:t>
+      </w:r>
+      <w:proofErr w:type="gramEnd"/>
+      <w:r>
+        <w:t>);</w:t>
+      </w:r>
+    </w:p>
+    <w:p>
+      <w:pPr>
+        <w:pStyle w:val="NoSpacing"/>
+      </w:pPr>
+      <w:r>
+        <w:t xml:space="preserve">    if (now - </w:t>
+      </w:r>
+      <w:proofErr w:type="spellStart"/>
+      <w:r>
+        <w:t>lastCall</w:t>
+      </w:r>
+      <w:proofErr w:type="spellEnd"/>
+      <w:r>
+        <w:t xml:space="preserve"> &gt;= limit) {</w:t>
+      </w:r>
+    </w:p>
+    <w:p>
+      <w:pPr>
+        <w:pStyle w:val="NoSpacing"/>
+      </w:pPr>
+      <w:r>
+        <w:lastRenderedPageBreak/>
+        <w:t xml:space="preserve">      </w:t>
+      </w:r>
+      <w:proofErr w:type="spellStart"/>
+      <w:r>
+        <w:t>lastCall</w:t>
+      </w:r>
+      <w:proofErr w:type="spellEnd"/>
+      <w:r>
+        <w:t xml:space="preserve"> = now;</w:t>
+      </w:r>
+    </w:p>
+    <w:p>
+      <w:pPr>
+        <w:pStyle w:val="NoSpacing"/>
+      </w:pPr>
+      <w:r>
+        <w:t xml:space="preserve">      </w:t>
+      </w:r>
+      <w:proofErr w:type="spellStart"/>
+      <w:proofErr w:type="gramStart"/>
+      <w:r>
+        <w:t>fn.apply</w:t>
+      </w:r>
+      <w:proofErr w:type="spellEnd"/>
+      <w:proofErr w:type="gramEnd"/>
+      <w:r>
+        <w:t xml:space="preserve">(this, </w:t>
+      </w:r>
+      <w:proofErr w:type="spellStart"/>
+      <w:r>
+        <w:t>args</w:t>
+      </w:r>
+      <w:proofErr w:type="spellEnd"/>
+      <w:r>
+        <w:t>);</w:t>
+      </w:r>
+    </w:p>
+    <w:p>
+      <w:pPr>
+        <w:pStyle w:val="NoSpacing"/>
+      </w:pPr>
+      <w:r>
+        <w:t xml:space="preserve">    }</w:t>
+      </w:r>
+    </w:p>
+    <w:p>
+      <w:pPr>
+        <w:pStyle w:val="NoSpacing"/>
+      </w:pPr>
+      <w:r>
+        <w:t xml:space="preserve">  }</w:t>
+      </w:r>
+    </w:p>
+    <w:p>
+      <w:pPr>
+        <w:pStyle w:val="NoSpacing"/>
+      </w:pPr>
+      <w:r>
+        <w:t>}</w:t>
+      </w:r>
+    </w:p>
+    <w:p>
+      <w:pPr>
+        <w:pStyle w:val="NoSpacing"/>
+      </w:pPr>
+    </w:p>
+    <w:p>
+      <w:pPr>
+        <w:pStyle w:val="NoSpacing"/>
+      </w:pPr>
+      <w:r>
+        <w:t xml:space="preserve">const </w:t>
+      </w:r>
+      <w:proofErr w:type="spellStart"/>
+      <w:r>
+        <w:t>logThrottle</w:t>
+      </w:r>
+      <w:proofErr w:type="spellEnd"/>
+      <w:r>
+        <w:t xml:space="preserve"> = </w:t>
+      </w:r>
+      <w:proofErr w:type="gramStart"/>
+      <w:r>
+        <w:t>throttle(</w:t>
+      </w:r>
+      <w:proofErr w:type="gramEnd"/>
+      <w:r>
+        <w:t>() =&gt; console.log("Throttled!"), 1000);</w:t>
+      </w:r>
+    </w:p>
+    <w:p>
+      <w:pPr>
+        <w:pStyle w:val="NoSpacing"/>
+      </w:pPr>
+    </w:p>
+    <w:p>
+      <w:pPr>
+        <w:pStyle w:val="NoSpacing"/>
+        <w:rPr>
+          <w:b/>
+          <w:color w:val="4472C4" w:themeColor="accent1"/>
+        </w:rPr>
+      </w:pPr>
+      <w:r>
+        <w:rPr>
+          <w:b/>
+          <w:color w:val="4472C4" w:themeColor="accent1"/>
+        </w:rPr>
+        <w:t>Pattern Printing (Triangle)</w:t>
+      </w:r>
+    </w:p>
+    <w:p>
+      <w:pPr>
+        <w:pStyle w:val="NoSpacing"/>
+      </w:pPr>
+      <w:r>
+        <w:t>function pattern(n) {</w:t>
+      </w:r>
+    </w:p>
+    <w:p>
+      <w:pPr>
+        <w:pStyle w:val="NoSpacing"/>
+      </w:pPr>
+      <w:r>
+        <w:t xml:space="preserve">  let result = "";</w:t>
+      </w:r>
+    </w:p>
+    <w:p>
+      <w:pPr>
+        <w:pStyle w:val="NoSpacing"/>
+      </w:pPr>
+      <w:r>
+        <w:t xml:space="preserve">  for (let </w:t>
+      </w:r>
+      <w:proofErr w:type="spellStart"/>
+      <w:r>
+        <w:t>i</w:t>
+      </w:r>
+      <w:proofErr w:type="spellEnd"/>
+      <w:r>
+        <w:t xml:space="preserve"> = 1; </w:t>
+      </w:r>
+      <w:proofErr w:type="spellStart"/>
+      <w:r>
+        <w:t>i</w:t>
+      </w:r>
+      <w:proofErr w:type="spellEnd"/>
+      <w:r>
+        <w:t xml:space="preserve"> &lt;= n; </w:t>
+      </w:r>
+      <w:proofErr w:type="spellStart"/>
+      <w:r>
+        <w:t>i</w:t>
+      </w:r>
+      <w:proofErr w:type="spellEnd"/>
+      <w:r>
+        <w:t>++) {</w:t>
+      </w:r>
+    </w:p>
+    <w:p>
+      <w:pPr>
+        <w:pStyle w:val="NoSpacing"/>
+      </w:pPr>
+      <w:r>
+        <w:t xml:space="preserve">    result += "*</w:t>
+      </w:r>
+      <w:proofErr w:type="gramStart"/>
+      <w:r>
+        <w:t>".repeat</w:t>
+      </w:r>
+      <w:proofErr w:type="gramEnd"/>
+      <w:r>
+        <w:t>(</w:t>
+      </w:r>
+      <w:proofErr w:type="spellStart"/>
+      <w:r>
+        <w:t>i</w:t>
+      </w:r>
+      <w:proofErr w:type="spellEnd"/>
+      <w:r>
+        <w:t>) + "&lt;</w:t>
+      </w:r>
+      <w:proofErr w:type="spellStart"/>
+      <w:r>
+        <w:t>br</w:t>
+      </w:r>
+      <w:proofErr w:type="spellEnd"/>
+      <w:r>
+        <w:t>&gt;";</w:t>
+      </w:r>
+    </w:p>
+    <w:p>
+      <w:pPr>
+        <w:pStyle w:val="NoSpacing"/>
+      </w:pPr>
+      <w:r>
+        <w:t xml:space="preserve">  }</w:t>
+      </w:r>
+    </w:p>
+    <w:p>
+      <w:pPr>
+        <w:pStyle w:val="NoSpacing"/>
+      </w:pPr>
+      <w:r>
+        <w:t xml:space="preserve">  return result;</w:t>
+      </w:r>
+    </w:p>
+    <w:p>
+      <w:pPr>
+        <w:pStyle w:val="NoSpacing"/>
+      </w:pPr>
+      <w:r>
+        <w:t>}</w:t>
+      </w:r>
+    </w:p>
+    <w:p>
+      <w:pPr>
+        <w:pStyle w:val="NoSpacing"/>
+      </w:pPr>
+      <w:r>
+        <w:t>console.log(</w:t>
+      </w:r>
+      <w:proofErr w:type="gramStart"/>
+      <w:r>
+        <w:t>pattern(</w:t>
+      </w:r>
+      <w:proofErr w:type="gramEnd"/>
+      <w:r>
+        <w:t>5))</w:t>
+      </w:r>
+    </w:p>
+    <w:p>
+      <w:pPr>
+        <w:pStyle w:val="NoSpacing"/>
+      </w:pPr>
+    </w:p>
+    <w:p>
+      <w:pPr>
+        <w:pStyle w:val="NoSpacing"/>
+        <w:rPr>
+          <w:b/>
+          <w:color w:val="4472C4" w:themeColor="accent1"/>
+        </w:rPr>
+      </w:pPr>
+      <w:r>
+        <w:rPr>
+          <w:b/>
+          <w:color w:val="4472C4" w:themeColor="accent1"/>
+        </w:rPr>
+        <w:t xml:space="preserve">Merge 2 string </w:t>
+      </w:r>
+    </w:p>
+    <w:p>
+      <w:pPr>
+        <w:pStyle w:val="NoSpacing"/>
+      </w:pPr>
+      <w:r>
+        <w:t>let str1 ="</w:t>
+      </w:r>
+      <w:proofErr w:type="spellStart"/>
+      <w:r>
+        <w:t>abc</w:t>
+      </w:r>
+      <w:proofErr w:type="spellEnd"/>
+      <w:r>
+        <w:t>";</w:t>
+      </w:r>
+    </w:p>
+    <w:p>
+      <w:pPr>
+        <w:pStyle w:val="NoSpacing"/>
+      </w:pPr>
+      <w:r>
+        <w:t>let str2 = "</w:t>
+      </w:r>
+      <w:proofErr w:type="spellStart"/>
+      <w:r>
+        <w:t>xyz</w:t>
+      </w:r>
+      <w:proofErr w:type="spellEnd"/>
+      <w:r>
+        <w:t>";</w:t>
+      </w:r>
+    </w:p>
+    <w:p>
+      <w:pPr>
+        <w:pStyle w:val="NoSpacing"/>
+      </w:pPr>
+    </w:p>
+    <w:p>
+      <w:pPr>
+        <w:pStyle w:val="NoSpacing"/>
+      </w:pPr>
+      <w:r>
+        <w:t xml:space="preserve">const </w:t>
+      </w:r>
+      <w:proofErr w:type="spellStart"/>
+      <w:r>
+        <w:t>mergeStr</w:t>
+      </w:r>
+      <w:proofErr w:type="spellEnd"/>
+      <w:r>
+        <w:t xml:space="preserve"> = (str1, str2) =</w:t>
+      </w:r>
+      <w:proofErr w:type="gramStart"/>
+      <w:r>
+        <w:t>&gt;{</w:t>
+      </w:r>
+      <w:proofErr w:type="gramEnd"/>
+    </w:p>
+    <w:p>
+      <w:pPr>
+        <w:pStyle w:val="NoSpacing"/>
+      </w:pPr>
+      <w:r>
+        <w:t>    let result="";</w:t>
+      </w:r>
+    </w:p>
+    <w:p>
+      <w:pPr>
+        <w:pStyle w:val="NoSpacing"/>
+      </w:pPr>
+      <w:r>
+        <w:t xml:space="preserve">    let </w:t>
+      </w:r>
+      <w:proofErr w:type="spellStart"/>
+      <w:r>
+        <w:t>i</w:t>
+      </w:r>
+      <w:proofErr w:type="spellEnd"/>
+      <w:r>
+        <w:t>=0;</w:t>
+      </w:r>
+    </w:p>
+    <w:p>
+      <w:pPr>
+        <w:pStyle w:val="NoSpacing"/>
+      </w:pPr>
+      <w:r>
+        <w:t>    let j=0;</w:t>
+      </w:r>
+    </w:p>
+    <w:p>
+      <w:pPr>
+        <w:pStyle w:val="NoSpacing"/>
+      </w:pPr>
+    </w:p>
+    <w:p>
+      <w:pPr>
+        <w:pStyle w:val="NoSpacing"/>
+      </w:pPr>
+      <w:r>
+        <w:t xml:space="preserve">    </w:t>
+      </w:r>
+      <w:proofErr w:type="gramStart"/>
+      <w:r>
+        <w:t>while(</w:t>
+      </w:r>
+      <w:proofErr w:type="spellStart"/>
+      <w:proofErr w:type="gramEnd"/>
+      <w:r>
+        <w:t>i</w:t>
+      </w:r>
+      <w:proofErr w:type="spellEnd"/>
+      <w:r>
+        <w:t>&lt;str1.lenght || j&lt;str2.length){</w:t>
+      </w:r>
+    </w:p>
+    <w:p>
+      <w:pPr>
+        <w:pStyle w:val="NoSpacing"/>
+      </w:pPr>
+    </w:p>
+    <w:p>
+      <w:pPr>
+        <w:pStyle w:val="NoSpacing"/>
+      </w:pPr>
+      <w:r>
+        <w:t xml:space="preserve">        </w:t>
+      </w:r>
+      <w:proofErr w:type="gramStart"/>
+      <w:r>
+        <w:t>if(</w:t>
+      </w:r>
+      <w:proofErr w:type="spellStart"/>
+      <w:proofErr w:type="gramEnd"/>
+      <w:r>
+        <w:t>i</w:t>
+      </w:r>
+      <w:proofErr w:type="spellEnd"/>
+      <w:r>
+        <w:t>&lt;str1.length){</w:t>
+      </w:r>
+    </w:p>
+    <w:p>
+      <w:pPr>
+        <w:pStyle w:val="NoSpacing"/>
+      </w:pPr>
+      <w:r>
+        <w:t>            result +=str1[</w:t>
+      </w:r>
+      <w:proofErr w:type="spellStart"/>
+      <w:r>
+        <w:t>i</w:t>
+      </w:r>
+      <w:proofErr w:type="spellEnd"/>
+      <w:r>
+        <w:t>];</w:t>
+      </w:r>
+    </w:p>
+    <w:p>
+      <w:pPr>
+        <w:pStyle w:val="NoSpacing"/>
+      </w:pPr>
+      <w:r>
+        <w:t xml:space="preserve">            </w:t>
+      </w:r>
+      <w:proofErr w:type="spellStart"/>
+      <w:r>
+        <w:t>i</w:t>
+      </w:r>
+      <w:proofErr w:type="spellEnd"/>
+      <w:r>
+        <w:t>++</w:t>
+      </w:r>
+    </w:p>
+    <w:p>
+      <w:pPr>
+        <w:pStyle w:val="NoSpacing"/>
+      </w:pPr>
+      <w:r>
+        <w:t>        }</w:t>
+      </w:r>
+    </w:p>
+    <w:p>
+      <w:pPr>
+        <w:pStyle w:val="NoSpacing"/>
+      </w:pPr>
+      <w:r>
+        <w:t xml:space="preserve">        </w:t>
+      </w:r>
+      <w:proofErr w:type="gramStart"/>
+      <w:r>
+        <w:t>if(</w:t>
+      </w:r>
+      <w:proofErr w:type="gramEnd"/>
+      <w:r>
+        <w:t>j&lt;str1.length){</w:t>
+      </w:r>
+    </w:p>
+    <w:p>
+      <w:pPr>
+        <w:pStyle w:val="NoSpacing"/>
+      </w:pPr>
+      <w:r>
+        <w:t>            result+=str2[j];</w:t>
+      </w:r>
+    </w:p>
+    <w:p>
+      <w:pPr>
+        <w:pStyle w:val="NoSpacing"/>
+      </w:pPr>
+      <w:r>
+        <w:t xml:space="preserve">            </w:t>
+      </w:r>
+      <w:proofErr w:type="spellStart"/>
+      <w:r>
+        <w:t>j++</w:t>
+      </w:r>
+      <w:proofErr w:type="spellEnd"/>
+    </w:p>
+    <w:p>
+      <w:pPr>
+        <w:pStyle w:val="NoSpacing"/>
+      </w:pPr>
+      <w:r>
+        <w:t>        }</w:t>
+      </w:r>
+    </w:p>
+    <w:p>
+      <w:pPr>
+        <w:pStyle w:val="NoSpacing"/>
+      </w:pPr>
+    </w:p>
+    <w:p>
+      <w:pPr>
+        <w:pStyle w:val="NoSpacing"/>
+      </w:pPr>
+      <w:r>
+        <w:t>    }</w:t>
+      </w:r>
+    </w:p>
+    <w:p>
+      <w:pPr>
+        <w:pStyle w:val="NoSpacing"/>
+      </w:pPr>
+      <w:r>
+        <w:t>    return result</w:t>
+      </w:r>
+    </w:p>
+    <w:p>
+      <w:pPr>
+        <w:pStyle w:val="NoSpacing"/>
+      </w:pPr>
+      <w:r>
+        <w:t>}</w:t>
+      </w:r>
+    </w:p>
+    <w:p>
+      <w:pPr>
+        <w:pStyle w:val="NoSpacing"/>
+      </w:pPr>
+    </w:p>
+    <w:p>
+      <w:pPr>
+        <w:pStyle w:val="NoSpacing"/>
+      </w:pPr>
+      <w:proofErr w:type="gramStart"/>
+      <w:r>
+        <w:t>console.log(</w:t>
+      </w:r>
+      <w:proofErr w:type="spellStart"/>
+      <w:proofErr w:type="gramEnd"/>
+      <w:r>
+        <w:t>mergeStr</w:t>
+      </w:r>
+      <w:proofErr w:type="spellEnd"/>
+      <w:r>
+        <w:t>(str1, str2))</w:t>
+      </w:r>
+    </w:p>
+    <w:p>
+      <w:pPr>
+        <w:pStyle w:val="NoSpacing"/>
+      </w:pPr>
+    </w:p>
+    <w:p>
+      <w:pPr>
+        <w:pStyle w:val="NoSpacing"/>
+      </w:pPr>
+    </w:p>
+    <w:p>
+      <w:pPr>
+        <w:pStyle w:val="NoSpacing"/>
+      </w:pPr>
+    </w:p>
+    <w:p>
+      <w:pPr>
+        <w:pStyle w:val="NoSpacing"/>
+      </w:pPr>
+    </w:p>
+    <w:p>
+      <w:pPr>
+        <w:pStyle w:val="NoSpacing"/>
+        <w:rPr>
+          <w:b/>
+        </w:rPr>
+      </w:pPr>
+      <w:r>
+        <w:rPr>
+          <w:b/>
+        </w:rPr>
+        <w:t>OR</w:t>
+      </w:r>
+    </w:p>
+    <w:p>
+      <w:pPr>
+        <w:pStyle w:val="NoSpacing"/>
+      </w:pPr>
+      <w:r>
+        <w:t>let str1 = "</w:t>
+      </w:r>
+      <w:proofErr w:type="spellStart"/>
+      <w:r>
+        <w:t>abc</w:t>
+      </w:r>
+      <w:proofErr w:type="spellEnd"/>
+      <w:r>
+        <w:t>";</w:t>
+      </w:r>
+    </w:p>
+    <w:p>
+      <w:pPr>
+        <w:pStyle w:val="NoSpacing"/>
+      </w:pPr>
+      <w:r>
+        <w:t>let str2 = "</w:t>
+      </w:r>
+      <w:proofErr w:type="spellStart"/>
+      <w:r>
+        <w:t>xyz</w:t>
+      </w:r>
+      <w:proofErr w:type="spellEnd"/>
+      <w:r>
+        <w:t>";</w:t>
+      </w:r>
+    </w:p>
+    <w:p>
+      <w:pPr>
+        <w:pStyle w:val="NoSpacing"/>
+      </w:pPr>
+    </w:p>
+    <w:p>
+      <w:pPr>
+        <w:pStyle w:val="NoSpacing"/>
+      </w:pPr>
+      <w:r>
+        <w:t xml:space="preserve">const </w:t>
+      </w:r>
+      <w:proofErr w:type="spellStart"/>
+      <w:r>
+        <w:t>mergeStr</w:t>
+      </w:r>
+      <w:proofErr w:type="spellEnd"/>
+      <w:r>
+        <w:t xml:space="preserve"> = (str1, str2) =&gt; {</w:t>
+      </w:r>
+    </w:p>
+    <w:p>
+      <w:pPr>
+        <w:pStyle w:val="NoSpacing"/>
+      </w:pPr>
+      <w:r>
+        <w:t>    let result = "";</w:t>
+      </w:r>
+    </w:p>
+    <w:p>
+      <w:pPr>
+        <w:pStyle w:val="NoSpacing"/>
+      </w:pPr>
+      <w:r>
+        <w:t xml:space="preserve">    let </w:t>
+      </w:r>
+      <w:proofErr w:type="spellStart"/>
+      <w:r>
+        <w:t>maxLength</w:t>
+      </w:r>
+      <w:proofErr w:type="spellEnd"/>
+      <w:r>
+        <w:t xml:space="preserve"> </w:t>
+      </w:r>
+      <w:proofErr w:type="gramStart"/>
+      <w:r>
+        <w:t>=  </w:t>
+      </w:r>
+      <w:proofErr w:type="spellStart"/>
+      <w:r>
+        <w:t>Math.max</w:t>
+      </w:r>
+      <w:proofErr w:type="spellEnd"/>
+      <w:proofErr w:type="gramEnd"/>
+      <w:r>
+        <w:t>(str1.length, str2.length);</w:t>
+      </w:r>
+    </w:p>
+    <w:p>
+      <w:pPr>
+        <w:pStyle w:val="NoSpacing"/>
+      </w:pPr>
+    </w:p>
+    <w:p>
+      <w:pPr>
+        <w:pStyle w:val="NoSpacing"/>
+      </w:pPr>
+      <w:r>
+        <w:t xml:space="preserve">    </w:t>
+      </w:r>
+      <w:proofErr w:type="gramStart"/>
+      <w:r>
+        <w:t>for(</w:t>
+      </w:r>
+      <w:proofErr w:type="gramEnd"/>
+      <w:r>
+        <w:t xml:space="preserve">let </w:t>
+      </w:r>
+      <w:proofErr w:type="spellStart"/>
+      <w:r>
+        <w:t>i</w:t>
+      </w:r>
+      <w:proofErr w:type="spellEnd"/>
+      <w:r>
+        <w:t xml:space="preserve">=0; </w:t>
+      </w:r>
+      <w:proofErr w:type="spellStart"/>
+      <w:r>
+        <w:t>i</w:t>
+      </w:r>
+      <w:proofErr w:type="spellEnd"/>
+      <w:r>
+        <w:t>&lt;</w:t>
+      </w:r>
+      <w:proofErr w:type="spellStart"/>
+      <w:r>
+        <w:t>maxLength;i</w:t>
+      </w:r>
+      <w:proofErr w:type="spellEnd"/>
+      <w:r>
+        <w:t>++){</w:t>
+      </w:r>
+    </w:p>
+    <w:p>
+      <w:pPr>
+        <w:pStyle w:val="NoSpacing"/>
+      </w:pPr>
+      <w:r>
+        <w:t xml:space="preserve">        </w:t>
+      </w:r>
+      <w:proofErr w:type="gramStart"/>
+      <w:r>
+        <w:t>if(</w:t>
+      </w:r>
+      <w:proofErr w:type="spellStart"/>
+      <w:proofErr w:type="gramEnd"/>
+      <w:r>
+        <w:t>i</w:t>
+      </w:r>
+      <w:proofErr w:type="spellEnd"/>
+      <w:r>
+        <w:t>&lt;str1.length){</w:t>
+      </w:r>
+    </w:p>
+    <w:p>
+      <w:pPr>
+        <w:pStyle w:val="NoSpacing"/>
+      </w:pPr>
+      <w:r>
+        <w:t>            result += str1[</w:t>
+      </w:r>
+      <w:proofErr w:type="spellStart"/>
+      <w:r>
+        <w:t>i</w:t>
+      </w:r>
+      <w:proofErr w:type="spellEnd"/>
+      <w:r>
+        <w:t>];</w:t>
+      </w:r>
+    </w:p>
+    <w:p>
+      <w:pPr>
+        <w:pStyle w:val="NoSpacing"/>
+      </w:pPr>
+      <w:r>
+        <w:t>        }</w:t>
+      </w:r>
+    </w:p>
+    <w:p>
+      <w:pPr>
+        <w:pStyle w:val="NoSpacing"/>
+      </w:pPr>
+    </w:p>
+    <w:p>
+      <w:pPr>
+        <w:pStyle w:val="NoSpacing"/>
+      </w:pPr>
+      <w:r>
+        <w:t xml:space="preserve">        </w:t>
+      </w:r>
+      <w:proofErr w:type="gramStart"/>
+      <w:r>
+        <w:t>if(</w:t>
+      </w:r>
+      <w:proofErr w:type="spellStart"/>
+      <w:proofErr w:type="gramEnd"/>
+      <w:r>
+        <w:t>i</w:t>
+      </w:r>
+      <w:proofErr w:type="spellEnd"/>
+      <w:r>
+        <w:t>&lt;str2.length){</w:t>
+      </w:r>
+    </w:p>
+    <w:p>
+      <w:pPr>
+        <w:pStyle w:val="NoSpacing"/>
+      </w:pPr>
+      <w:r>
+        <w:t>            result += str2[</w:t>
+      </w:r>
+      <w:proofErr w:type="spellStart"/>
+      <w:r>
+        <w:t>i</w:t>
+      </w:r>
+      <w:proofErr w:type="spellEnd"/>
+      <w:r>
+        <w:t>];</w:t>
+      </w:r>
+    </w:p>
+    <w:p>
+      <w:pPr>
+        <w:pStyle w:val="NoSpacing"/>
+      </w:pPr>
+      <w:r>
+        <w:t>        }</w:t>
+      </w:r>
+    </w:p>
+    <w:p>
+      <w:pPr>
+        <w:pStyle w:val="NoSpacing"/>
+      </w:pPr>
+      <w:r>
+        <w:t>    }</w:t>
+      </w:r>
+    </w:p>
+    <w:p>
+      <w:pPr>
+        <w:pStyle w:val="NoSpacing"/>
+      </w:pPr>
+      <w:r>
+        <w:t>return result</w:t>
+      </w:r>
+    </w:p>
+    <w:p>
+      <w:pPr>
+        <w:pStyle w:val="NoSpacing"/>
+      </w:pPr>
+      <w:r>
+        <w:t>}</w:t>
+      </w:r>
+    </w:p>
+    <w:p>
+      <w:pPr>
+        <w:pStyle w:val="NoSpacing"/>
+      </w:pPr>
+    </w:p>
+    <w:p>
+      <w:pPr>
+        <w:pStyle w:val="NoSpacing"/>
+      </w:pPr>
+      <w:proofErr w:type="gramStart"/>
+      <w:r>
+        <w:t>console.log(</w:t>
+      </w:r>
+      <w:proofErr w:type="spellStart"/>
+      <w:proofErr w:type="gramEnd"/>
+      <w:r>
+        <w:t>mergeStr</w:t>
+      </w:r>
+      <w:proofErr w:type="spellEnd"/>
+      <w:r>
+        <w:t>(str1, str2))</w:t>
+      </w:r>
+    </w:p>
+    <w:p>
+      <w:pPr>
+        <w:pStyle w:val="NoSpacing"/>
+      </w:pPr>
+    </w:p>
+    <w:p>
+      <w:pPr>
+        <w:pStyle w:val="NoSpacing"/>
+        <w:rPr>
+          <w:b/>
+        </w:rPr>
+      </w:pPr>
+      <w:r>
+        <w:rPr>
+          <w:b/>
+        </w:rPr>
+        <w:t>Find second largest elements in an array</w:t>
+      </w:r>
+    </w:p>
+    <w:p>
+      <w:pPr>
+        <w:pStyle w:val="NoSpacing"/>
+      </w:pPr>
+      <w:r>
+        <w:t xml:space="preserve">const </w:t>
+      </w:r>
+      <w:proofErr w:type="spellStart"/>
+      <w:r>
+        <w:t>secondLargest</w:t>
+      </w:r>
+      <w:proofErr w:type="spellEnd"/>
+      <w:r>
+        <w:t xml:space="preserve"> = (</w:t>
+      </w:r>
+      <w:proofErr w:type="spellStart"/>
+      <w:r>
+        <w:t>arr</w:t>
+      </w:r>
+      <w:proofErr w:type="spellEnd"/>
+      <w:r>
+        <w:t>) =&gt; {</w:t>
+      </w:r>
+    </w:p>
+    <w:p>
+      <w:pPr>
+        <w:pStyle w:val="NoSpacing"/>
+      </w:pPr>
+      <w:r>
+        <w:t xml:space="preserve">    let largest = -Infinity;</w:t>
+      </w:r>
+    </w:p>
+    <w:p>
+      <w:pPr>
+        <w:pStyle w:val="NoSpacing"/>
+      </w:pPr>
+      <w:r>
+        <w:t xml:space="preserve">    let second = -Infinity;</w:t>
+      </w:r>
       <w:bookmarkStart w:id="0" w:name="_GoBack"/>
       <w:bookmarkEnd w:id="0"/>
-      <w:r>
-        <w:t xml:space="preserve">let n = </w:t>
-      </w:r>
-      <w:proofErr w:type="spellStart"/>
-      <w:r>
-        <w:t>Math.max</w:t>
-      </w:r>
-      <w:proofErr w:type="spellEnd"/>
-      <w:r>
-        <w:t>(...</w:t>
+    </w:p>
+    <w:p>
+      <w:pPr>
+        <w:pStyle w:val="NoSpacing"/>
+      </w:pPr>
+      <w:r>
+        <w:t xml:space="preserve">    </w:t>
+      </w:r>
+    </w:p>
+    <w:p>
+      <w:pPr>
+        <w:pStyle w:val="NoSpacing"/>
+      </w:pPr>
+      <w:r>
+        <w:t xml:space="preserve">    </w:t>
+      </w:r>
+      <w:proofErr w:type="gramStart"/>
+      <w:r>
+        <w:t>for(</w:t>
+      </w:r>
+      <w:proofErr w:type="gramEnd"/>
+      <w:r>
+        <w:t xml:space="preserve">const </w:t>
+      </w:r>
+      <w:proofErr w:type="spellStart"/>
+      <w:r>
+        <w:t>num</w:t>
+      </w:r>
+      <w:proofErr w:type="spellEnd"/>
+      <w:r>
+        <w:t xml:space="preserve"> of </w:t>
       </w:r>
       <w:proofErr w:type="spellStart"/>
       <w:r>
@@ -3039,2701 +5822,158 @@
       </w:r>
       <w:proofErr w:type="spellEnd"/>
       <w:r>
-        <w:t>);</w:t>
-      </w:r>
-    </w:p>
-    <w:p>
-      <w:pPr>
-        <w:pStyle w:val="NoSpacing"/>
-      </w:pPr>
-      <w:r>
-        <w:t>let missing = [];</w:t>
-      </w:r>
-    </w:p>
-    <w:p>
-      <w:pPr>
-        <w:pStyle w:val="NoSpacing"/>
-      </w:pPr>
-    </w:p>
-    <w:p>
-      <w:pPr>
-        <w:pStyle w:val="NoSpacing"/>
-      </w:pPr>
-      <w:proofErr w:type="gramStart"/>
-      <w:r>
-        <w:t>for(</w:t>
-      </w:r>
-      <w:proofErr w:type="gramEnd"/>
-      <w:r>
-        <w:t xml:space="preserve">let </w:t>
-      </w:r>
-      <w:proofErr w:type="spellStart"/>
-      <w:r>
-        <w:t>i</w:t>
-      </w:r>
-      <w:proofErr w:type="spellEnd"/>
-      <w:r>
-        <w:t xml:space="preserve">=1; </w:t>
-      </w:r>
-      <w:proofErr w:type="spellStart"/>
-      <w:r>
-        <w:t>i</w:t>
-      </w:r>
-      <w:proofErr w:type="spellEnd"/>
-      <w:r>
-        <w:t>&lt;=</w:t>
-      </w:r>
-      <w:proofErr w:type="spellStart"/>
-      <w:r>
-        <w:t>n;i</w:t>
-      </w:r>
-      <w:proofErr w:type="spellEnd"/>
-      <w:r>
-        <w:t>++){</w:t>
-      </w:r>
-    </w:p>
-    <w:p>
-      <w:pPr>
-        <w:pStyle w:val="NoSpacing"/>
-      </w:pPr>
-      <w:r>
-        <w:t xml:space="preserve">  if</w:t>
-      </w:r>
-      <w:proofErr w:type="gramStart"/>
-      <w:r>
-        <w:t>(!</w:t>
-      </w:r>
-      <w:proofErr w:type="spellStart"/>
-      <w:r>
-        <w:t>arr</w:t>
-      </w:r>
-      <w:proofErr w:type="gramEnd"/>
-      <w:r>
-        <w:t>.includes</w:t>
+        <w:t>){</w:t>
+      </w:r>
+    </w:p>
+    <w:p>
+      <w:pPr>
+        <w:pStyle w:val="NoSpacing"/>
+      </w:pPr>
+      <w:r>
+        <w:t xml:space="preserve">        </w:t>
+      </w:r>
+      <w:proofErr w:type="gramStart"/>
+      <w:r>
+        <w:t>if(</w:t>
+      </w:r>
+      <w:proofErr w:type="spellStart"/>
+      <w:proofErr w:type="gramEnd"/>
+      <w:r>
+        <w:t>num</w:t>
+      </w:r>
+      <w:proofErr w:type="spellEnd"/>
+      <w:r>
+        <w:t xml:space="preserve"> &gt; largest){</w:t>
+      </w:r>
+    </w:p>
+    <w:p>
+      <w:pPr>
+        <w:pStyle w:val="NoSpacing"/>
+      </w:pPr>
+      <w:r>
+        <w:t xml:space="preserve">            second = largest;</w:t>
+      </w:r>
+    </w:p>
+    <w:p>
+      <w:pPr>
+        <w:pStyle w:val="NoSpacing"/>
+      </w:pPr>
+      <w:r>
+        <w:t xml:space="preserve">            largest=</w:t>
+      </w:r>
+      <w:proofErr w:type="spellStart"/>
+      <w:r>
+        <w:t>num</w:t>
+      </w:r>
+      <w:proofErr w:type="spellEnd"/>
+      <w:r>
+        <w:t>;</w:t>
+      </w:r>
+    </w:p>
+    <w:p>
+      <w:pPr>
+        <w:pStyle w:val="NoSpacing"/>
+      </w:pPr>
+      <w:r>
+        <w:t xml:space="preserve">        } else if(</w:t>
+      </w:r>
+      <w:proofErr w:type="spellStart"/>
+      <w:r>
+        <w:t>num</w:t>
+      </w:r>
+      <w:proofErr w:type="spellEnd"/>
+      <w:r>
+        <w:t xml:space="preserve">&gt;second &amp;&amp; </w:t>
+      </w:r>
+      <w:proofErr w:type="spellStart"/>
+      <w:proofErr w:type="gramStart"/>
+      <w:r>
+        <w:t>num</w:t>
+      </w:r>
+      <w:proofErr w:type="spellEnd"/>
+      <w:r>
+        <w:t xml:space="preserve"> !</w:t>
+      </w:r>
+      <w:proofErr w:type="gramEnd"/>
+      <w:r>
+        <w:t>==largest){</w:t>
+      </w:r>
+    </w:p>
+    <w:p>
+      <w:pPr>
+        <w:pStyle w:val="NoSpacing"/>
+      </w:pPr>
+      <w:r>
+        <w:t xml:space="preserve">            second = </w:t>
+      </w:r>
+      <w:proofErr w:type="spellStart"/>
+      <w:r>
+        <w:t>num</w:t>
+      </w:r>
+      <w:proofErr w:type="spellEnd"/>
+    </w:p>
+    <w:p>
+      <w:pPr>
+        <w:pStyle w:val="NoSpacing"/>
+      </w:pPr>
+      <w:r>
+        <w:t xml:space="preserve">        }</w:t>
+      </w:r>
+    </w:p>
+    <w:p>
+      <w:pPr>
+        <w:pStyle w:val="NoSpacing"/>
+      </w:pPr>
+      <w:r>
+        <w:t xml:space="preserve">    }</w:t>
+      </w:r>
+    </w:p>
+    <w:p>
+      <w:pPr>
+        <w:pStyle w:val="NoSpacing"/>
+      </w:pPr>
+      <w:r>
+        <w:t xml:space="preserve">    return largest</w:t>
+      </w:r>
+    </w:p>
+    <w:p>
+      <w:pPr>
+        <w:pStyle w:val="NoSpacing"/>
+      </w:pPr>
+    </w:p>
+    <w:p>
+      <w:pPr>
+        <w:pStyle w:val="NoSpacing"/>
+      </w:pPr>
+      <w:r>
+        <w:t>}</w:t>
+      </w:r>
+    </w:p>
+    <w:p>
+      <w:pPr>
+        <w:pStyle w:val="NoSpacing"/>
+      </w:pPr>
+    </w:p>
+    <w:p>
+      <w:pPr>
+        <w:pStyle w:val="NoSpacing"/>
+      </w:pPr>
+      <w:r>
+        <w:t>console.log(</w:t>
+      </w:r>
+      <w:proofErr w:type="spellStart"/>
+      <w:proofErr w:type="gramStart"/>
+      <w:r>
+        <w:t>secondLargest</w:t>
       </w:r>
       <w:proofErr w:type="spellEnd"/>
       <w:r>
         <w:t>(</w:t>
       </w:r>
-      <w:proofErr w:type="spellStart"/>
-      <w:r>
-        <w:t>i</w:t>
-      </w:r>
-      <w:proofErr w:type="spellEnd"/>
-      <w:r>
-        <w:t>)){</w:t>
-      </w:r>
-    </w:p>
-    <w:p>
-      <w:pPr>
-        <w:pStyle w:val="NoSpacing"/>
-      </w:pPr>
-      <w:r>
-        <w:t xml:space="preserve">    </w:t>
-      </w:r>
-      <w:proofErr w:type="spellStart"/>
-      <w:proofErr w:type="gramStart"/>
-      <w:r>
-        <w:t>missing.push</w:t>
-      </w:r>
-      <w:proofErr w:type="spellEnd"/>
-      <w:proofErr w:type="gramEnd"/>
-      <w:r>
-        <w:t>(</w:t>
-      </w:r>
-      <w:proofErr w:type="spellStart"/>
-      <w:r>
-        <w:t>i</w:t>
-      </w:r>
-      <w:proofErr w:type="spellEnd"/>
-      <w:r>
-        <w:t>);</w:t>
-      </w:r>
-    </w:p>
-    <w:p>
-      <w:pPr>
-        <w:pStyle w:val="NoSpacing"/>
-      </w:pPr>
-      <w:r>
-        <w:t xml:space="preserve">  }</w:t>
-      </w:r>
-    </w:p>
-    <w:p>
-      <w:pPr>
-        <w:pStyle w:val="NoSpacing"/>
-      </w:pPr>
-      <w:r>
-        <w:t>}</w:t>
-      </w:r>
-    </w:p>
-    <w:p>
-      <w:pPr>
-        <w:pStyle w:val="NoSpacing"/>
-      </w:pPr>
-      <w:r>
-        <w:t>return missing</w:t>
-      </w:r>
-    </w:p>
-    <w:p>
-      <w:pPr>
-        <w:pStyle w:val="NoSpacing"/>
-      </w:pPr>
-      <w:r>
-        <w:t>}</w:t>
-      </w:r>
-    </w:p>
-    <w:p>
-      <w:pPr>
-        <w:pStyle w:val="NoSpacing"/>
-        <w:rPr>
-          <w:lang w:val="en-US"/>
-        </w:rPr>
-      </w:pPr>
-    </w:p>
-    <w:p>
-      <w:pPr>
-        <w:pStyle w:val="NoSpacing"/>
-        <w:rPr>
-          <w:b/>
-          <w:color w:val="4472C4" w:themeColor="accent1"/>
-        </w:rPr>
-      </w:pPr>
-      <w:r>
-        <w:rPr>
-          <w:b/>
-          <w:color w:val="4472C4" w:themeColor="accent1"/>
-        </w:rPr>
-        <w:t>Fibonacci of a number</w:t>
-      </w:r>
-    </w:p>
-    <w:p>
-      <w:pPr>
-        <w:pStyle w:val="NoSpacing"/>
-      </w:pPr>
-      <w:r>
-        <w:t xml:space="preserve">const </w:t>
-      </w:r>
-      <w:proofErr w:type="spellStart"/>
-      <w:r>
-        <w:t>fibonacci</w:t>
-      </w:r>
-      <w:proofErr w:type="spellEnd"/>
-      <w:r>
-        <w:t xml:space="preserve"> = (n) =&gt; {</w:t>
-      </w:r>
-    </w:p>
-    <w:p>
-      <w:pPr>
-        <w:pStyle w:val="NoSpacing"/>
-      </w:pPr>
-      <w:r>
-        <w:t xml:space="preserve">    let </w:t>
-      </w:r>
-      <w:proofErr w:type="spellStart"/>
-      <w:r>
-        <w:t>fibo</w:t>
-      </w:r>
-      <w:proofErr w:type="spellEnd"/>
-      <w:r>
-        <w:t xml:space="preserve"> = [0,1]</w:t>
-      </w:r>
-    </w:p>
-    <w:p>
-      <w:pPr>
-        <w:pStyle w:val="NoSpacing"/>
-      </w:pPr>
-      <w:r>
-        <w:t>    for(</w:t>
-      </w:r>
-      <w:proofErr w:type="spellStart"/>
-      <w:r>
-        <w:t>i</w:t>
-      </w:r>
-      <w:proofErr w:type="spellEnd"/>
-      <w:r>
-        <w:t>=</w:t>
-      </w:r>
-      <w:proofErr w:type="gramStart"/>
-      <w:r>
-        <w:t>2;i</w:t>
-      </w:r>
-      <w:proofErr w:type="gramEnd"/>
-      <w:r>
-        <w:t>&lt;</w:t>
-      </w:r>
-      <w:proofErr w:type="spellStart"/>
-      <w:r>
-        <w:t>n;i</w:t>
-      </w:r>
-      <w:proofErr w:type="spellEnd"/>
-      <w:r>
-        <w:t>++){</w:t>
-      </w:r>
-    </w:p>
-    <w:p>
-      <w:pPr>
-        <w:pStyle w:val="NoSpacing"/>
-      </w:pPr>
-      <w:r>
-        <w:t xml:space="preserve">        </w:t>
-      </w:r>
-      <w:proofErr w:type="spellStart"/>
-      <w:proofErr w:type="gramStart"/>
-      <w:r>
-        <w:t>fibo.push</w:t>
-      </w:r>
-      <w:proofErr w:type="spellEnd"/>
-      <w:proofErr w:type="gramEnd"/>
-      <w:r>
-        <w:t>(</w:t>
-      </w:r>
-      <w:proofErr w:type="spellStart"/>
-      <w:r>
-        <w:t>fibo</w:t>
-      </w:r>
-      <w:proofErr w:type="spellEnd"/>
-      <w:r>
-        <w:t>[i-1]+</w:t>
-      </w:r>
-      <w:proofErr w:type="spellStart"/>
-      <w:r>
-        <w:t>fibo</w:t>
-      </w:r>
-      <w:proofErr w:type="spellEnd"/>
-      <w:r>
-        <w:t>[i-2]);</w:t>
-      </w:r>
-    </w:p>
-    <w:p>
-      <w:pPr>
-        <w:pStyle w:val="NoSpacing"/>
-      </w:pPr>
-      <w:r>
-        <w:t>    }</w:t>
-      </w:r>
-    </w:p>
-    <w:p>
-      <w:pPr>
-        <w:pStyle w:val="NoSpacing"/>
-      </w:pPr>
-      <w:r>
-        <w:t xml:space="preserve">return </w:t>
-      </w:r>
-      <w:proofErr w:type="spellStart"/>
-      <w:r>
-        <w:t>fibo</w:t>
-      </w:r>
-      <w:proofErr w:type="spellEnd"/>
-    </w:p>
-    <w:p>
-      <w:pPr>
-        <w:pStyle w:val="NoSpacing"/>
-      </w:pPr>
-      <w:r>
-        <w:t>}</w:t>
-      </w:r>
-    </w:p>
-    <w:p>
-      <w:pPr>
-        <w:pStyle w:val="NoSpacing"/>
-      </w:pPr>
-      <w:r>
-        <w:t>console.log(</w:t>
-      </w:r>
-      <w:proofErr w:type="spellStart"/>
-      <w:proofErr w:type="gramStart"/>
-      <w:r>
-        <w:t>fibonacci</w:t>
-      </w:r>
-      <w:proofErr w:type="spellEnd"/>
-      <w:r>
-        <w:t>(</w:t>
-      </w:r>
-      <w:proofErr w:type="gramEnd"/>
-      <w:r>
-        <w:t>1))</w:t>
-      </w:r>
-    </w:p>
-    <w:p>
-      <w:pPr>
-        <w:pStyle w:val="NoSpacing"/>
-        <w:rPr>
-          <w:b/>
-          <w:color w:val="4472C4" w:themeColor="accent1"/>
-        </w:rPr>
-      </w:pPr>
-      <w:r>
-        <w:rPr>
-          <w:b/>
-          <w:color w:val="4472C4" w:themeColor="accent1"/>
-        </w:rPr>
-        <w:lastRenderedPageBreak/>
-        <w:t xml:space="preserve">Check is number is prime </w:t>
-      </w:r>
-    </w:p>
-    <w:p>
-      <w:pPr>
-        <w:pStyle w:val="NoSpacing"/>
-      </w:pPr>
-      <w:r>
-        <w:t xml:space="preserve">const </w:t>
-      </w:r>
-      <w:proofErr w:type="spellStart"/>
-      <w:r>
-        <w:t>isPrime</w:t>
-      </w:r>
-      <w:proofErr w:type="spellEnd"/>
-      <w:r>
-        <w:t xml:space="preserve"> = (n) =&gt; {</w:t>
-      </w:r>
-    </w:p>
-    <w:p>
-      <w:pPr>
-        <w:pStyle w:val="NoSpacing"/>
-      </w:pPr>
-      <w:r>
-        <w:t xml:space="preserve">  if (n &lt;= 1) return false;</w:t>
-      </w:r>
-    </w:p>
-    <w:p>
-      <w:pPr>
-        <w:pStyle w:val="NoSpacing"/>
-      </w:pPr>
-      <w:r>
-        <w:t xml:space="preserve">  for (let </w:t>
-      </w:r>
-      <w:proofErr w:type="spellStart"/>
-      <w:r>
-        <w:t>i</w:t>
-      </w:r>
-      <w:proofErr w:type="spellEnd"/>
-      <w:r>
-        <w:t xml:space="preserve"> = 2; </w:t>
-      </w:r>
-      <w:proofErr w:type="spellStart"/>
-      <w:r>
-        <w:t>i</w:t>
-      </w:r>
-      <w:proofErr w:type="spellEnd"/>
-      <w:r>
-        <w:t xml:space="preserve"> &lt;= </w:t>
-      </w:r>
-      <w:proofErr w:type="spellStart"/>
-      <w:r>
-        <w:t>Math.sqrt</w:t>
-      </w:r>
-      <w:proofErr w:type="spellEnd"/>
-      <w:r>
-        <w:t xml:space="preserve">(n); </w:t>
-      </w:r>
-      <w:proofErr w:type="spellStart"/>
-      <w:r>
-        <w:t>i</w:t>
-      </w:r>
-      <w:proofErr w:type="spellEnd"/>
-      <w:r>
-        <w:t>++) {</w:t>
-      </w:r>
-    </w:p>
-    <w:p>
-      <w:pPr>
-        <w:pStyle w:val="NoSpacing"/>
-      </w:pPr>
-      <w:r>
-        <w:t xml:space="preserve">    if (n % </w:t>
-      </w:r>
-      <w:proofErr w:type="spellStart"/>
-      <w:r>
-        <w:t>i</w:t>
-      </w:r>
-      <w:proofErr w:type="spellEnd"/>
-      <w:r>
-        <w:t xml:space="preserve"> === 0) {</w:t>
-      </w:r>
-    </w:p>
-    <w:p>
-      <w:pPr>
-        <w:pStyle w:val="NoSpacing"/>
-      </w:pPr>
-      <w:r>
-        <w:t xml:space="preserve">      return false;</w:t>
-      </w:r>
-    </w:p>
-    <w:p>
-      <w:pPr>
-        <w:pStyle w:val="NoSpacing"/>
-      </w:pPr>
-      <w:r>
-        <w:t xml:space="preserve">    }</w:t>
-      </w:r>
-    </w:p>
-    <w:p>
-      <w:pPr>
-        <w:pStyle w:val="NoSpacing"/>
-      </w:pPr>
-      <w:r>
-        <w:t xml:space="preserve">  }</w:t>
-      </w:r>
-    </w:p>
-    <w:p>
-      <w:pPr>
-        <w:pStyle w:val="NoSpacing"/>
-      </w:pPr>
-      <w:r>
-        <w:t xml:space="preserve">  return true;</w:t>
-      </w:r>
-    </w:p>
-    <w:p>
-      <w:pPr>
-        <w:pStyle w:val="NoSpacing"/>
-      </w:pPr>
-      <w:r>
-        <w:t>};</w:t>
-      </w:r>
-    </w:p>
-    <w:p>
-      <w:pPr>
-        <w:pStyle w:val="NoSpacing"/>
-      </w:pPr>
-    </w:p>
-    <w:p>
-      <w:pPr>
-        <w:pStyle w:val="NoSpacing"/>
-      </w:pPr>
-      <w:r>
-        <w:t>console.log(</w:t>
-      </w:r>
-      <w:proofErr w:type="spellStart"/>
-      <w:proofErr w:type="gramStart"/>
-      <w:r>
-        <w:t>isPrime</w:t>
-      </w:r>
-      <w:proofErr w:type="spellEnd"/>
-      <w:r>
-        <w:t>(</w:t>
-      </w:r>
-      <w:proofErr w:type="gramEnd"/>
-      <w:r>
-        <w:t>4)); // false</w:t>
-      </w:r>
-    </w:p>
-    <w:p>
-      <w:pPr>
-        <w:pStyle w:val="NoSpacing"/>
-        <w:rPr>
-          <w:lang w:val="en-US"/>
-        </w:rPr>
-      </w:pPr>
-    </w:p>
-    <w:p>
-      <w:pPr>
-        <w:pStyle w:val="NoSpacing"/>
-        <w:rPr>
-          <w:b/>
-          <w:color w:val="4472C4" w:themeColor="accent1"/>
-        </w:rPr>
-      </w:pPr>
-      <w:r>
-        <w:rPr>
-          <w:b/>
-          <w:color w:val="4472C4" w:themeColor="accent1"/>
-        </w:rPr>
-        <w:t>ES6: Arrow Functions &amp; Default Parameters</w:t>
-      </w:r>
-    </w:p>
-    <w:p>
-      <w:pPr>
-        <w:pStyle w:val="NoSpacing"/>
-      </w:pPr>
-      <w:r>
-        <w:t xml:space="preserve">function </w:t>
-      </w:r>
-      <w:proofErr w:type="spellStart"/>
-      <w:proofErr w:type="gramStart"/>
-      <w:r>
-        <w:t>clickEvent</w:t>
-      </w:r>
-      <w:proofErr w:type="spellEnd"/>
-      <w:r>
-        <w:t>(</w:t>
-      </w:r>
-      <w:proofErr w:type="gramEnd"/>
-      <w:r>
-        <w:t>){</w:t>
-      </w:r>
-    </w:p>
-    <w:p>
-      <w:pPr>
-        <w:pStyle w:val="NoSpacing"/>
-      </w:pPr>
-      <w:r>
-        <w:t xml:space="preserve">const result = (name = "Guest") =&gt; </w:t>
-      </w:r>
-      <w:proofErr w:type="gramStart"/>
-      <w:r>
-        <w:t>( `</w:t>
-      </w:r>
-      <w:proofErr w:type="gramEnd"/>
-      <w:r>
-        <w:t>hello ${name}`)</w:t>
-      </w:r>
-    </w:p>
-    <w:p>
-      <w:pPr>
-        <w:pStyle w:val="NoSpacing"/>
-      </w:pPr>
-      <w:r>
-        <w:t xml:space="preserve">  </w:t>
-      </w:r>
-      <w:proofErr w:type="spellStart"/>
-      <w:proofErr w:type="gramStart"/>
-      <w:r>
-        <w:t>document.getElementById</w:t>
-      </w:r>
-      <w:proofErr w:type="spellEnd"/>
-      <w:proofErr w:type="gramEnd"/>
-      <w:r>
-        <w:t>("output").</w:t>
-      </w:r>
-      <w:proofErr w:type="spellStart"/>
-      <w:r>
-        <w:t>innerHTML</w:t>
-      </w:r>
-      <w:proofErr w:type="spellEnd"/>
-      <w:r>
-        <w:t xml:space="preserve"> = result('</w:t>
-      </w:r>
-      <w:proofErr w:type="spellStart"/>
-      <w:r>
-        <w:t>anand</w:t>
-      </w:r>
-      <w:proofErr w:type="spellEnd"/>
-      <w:r>
-        <w:t>');</w:t>
-      </w:r>
-    </w:p>
-    <w:p>
-      <w:pPr>
-        <w:pStyle w:val="NoSpacing"/>
-      </w:pPr>
-      <w:r>
-        <w:t>}</w:t>
-      </w:r>
-    </w:p>
-    <w:p>
-      <w:pPr>
-        <w:pStyle w:val="NoSpacing"/>
-        <w:rPr>
-          <w:lang w:val="en-US"/>
-        </w:rPr>
-      </w:pPr>
-    </w:p>
-    <w:p>
-      <w:pPr>
-        <w:pStyle w:val="NoSpacing"/>
-        <w:rPr>
-          <w:b/>
-        </w:rPr>
-      </w:pPr>
-      <w:r>
-        <w:rPr>
-          <w:b/>
-          <w:color w:val="4472C4" w:themeColor="accent1"/>
-        </w:rPr>
-        <w:t>Check if an Array is Sorted</w:t>
-      </w:r>
-    </w:p>
-    <w:p>
-      <w:pPr>
-        <w:pStyle w:val="NoSpacing"/>
-      </w:pPr>
-      <w:r>
-        <w:t xml:space="preserve">const </w:t>
-      </w:r>
-      <w:proofErr w:type="spellStart"/>
-      <w:r>
-        <w:t>arr</w:t>
-      </w:r>
-      <w:proofErr w:type="spellEnd"/>
-      <w:r>
-        <w:t xml:space="preserve"> = [1, 2, 3, 5,1];</w:t>
-      </w:r>
-    </w:p>
-    <w:p>
-      <w:pPr>
-        <w:pStyle w:val="NoSpacing"/>
-      </w:pPr>
-      <w:r>
-        <w:t xml:space="preserve">const </w:t>
-      </w:r>
-      <w:proofErr w:type="spellStart"/>
-      <w:r>
-        <w:t>isSorted</w:t>
-      </w:r>
-      <w:proofErr w:type="spellEnd"/>
-      <w:r>
-        <w:t xml:space="preserve"> = (</w:t>
-      </w:r>
-      <w:proofErr w:type="spellStart"/>
-      <w:r>
-        <w:t>arr</w:t>
-      </w:r>
-      <w:proofErr w:type="spellEnd"/>
-      <w:r>
-        <w:t>) =&gt; {</w:t>
-      </w:r>
-    </w:p>
-    <w:p>
-      <w:pPr>
-        <w:pStyle w:val="NoSpacing"/>
-      </w:pPr>
-      <w:r>
-        <w:t xml:space="preserve">  for (let </w:t>
-      </w:r>
-      <w:proofErr w:type="spellStart"/>
-      <w:r>
-        <w:t>i</w:t>
-      </w:r>
-      <w:proofErr w:type="spellEnd"/>
-      <w:r>
-        <w:t xml:space="preserve"> = 0; </w:t>
-      </w:r>
-      <w:proofErr w:type="spellStart"/>
-      <w:r>
-        <w:t>i</w:t>
-      </w:r>
-      <w:proofErr w:type="spellEnd"/>
-      <w:r>
-        <w:t xml:space="preserve"> &lt; </w:t>
-      </w:r>
-      <w:proofErr w:type="spellStart"/>
-      <w:proofErr w:type="gramStart"/>
-      <w:r>
-        <w:t>arr.length</w:t>
-      </w:r>
-      <w:proofErr w:type="spellEnd"/>
-      <w:proofErr w:type="gramEnd"/>
-      <w:r>
-        <w:t xml:space="preserve"> - 1; </w:t>
-      </w:r>
-      <w:proofErr w:type="spellStart"/>
-      <w:r>
-        <w:t>i</w:t>
-      </w:r>
-      <w:proofErr w:type="spellEnd"/>
-      <w:r>
-        <w:t>++) {</w:t>
-      </w:r>
-    </w:p>
-    <w:p>
-      <w:pPr>
-        <w:pStyle w:val="NoSpacing"/>
-      </w:pPr>
-      <w:r>
-        <w:t>    if (</w:t>
-      </w:r>
-      <w:proofErr w:type="spellStart"/>
-      <w:r>
-        <w:t>arr</w:t>
-      </w:r>
-      <w:proofErr w:type="spellEnd"/>
-      <w:r>
-        <w:t>[</w:t>
-      </w:r>
-      <w:proofErr w:type="spellStart"/>
-      <w:r>
-        <w:t>i</w:t>
-      </w:r>
-      <w:proofErr w:type="spellEnd"/>
-      <w:r>
-        <w:t xml:space="preserve">] &gt; </w:t>
-      </w:r>
-      <w:proofErr w:type="spellStart"/>
-      <w:proofErr w:type="gramStart"/>
-      <w:r>
-        <w:t>arr</w:t>
-      </w:r>
-      <w:proofErr w:type="spellEnd"/>
-      <w:r>
-        <w:t>[</w:t>
-      </w:r>
-      <w:proofErr w:type="spellStart"/>
-      <w:proofErr w:type="gramEnd"/>
-      <w:r>
-        <w:t>i</w:t>
-      </w:r>
-      <w:proofErr w:type="spellEnd"/>
-      <w:r>
-        <w:t xml:space="preserve"> + 1]) {</w:t>
-      </w:r>
-    </w:p>
-    <w:p>
-      <w:pPr>
-        <w:pStyle w:val="NoSpacing"/>
-      </w:pPr>
-      <w:r>
-        <w:t xml:space="preserve">      return false; </w:t>
-      </w:r>
-    </w:p>
-    <w:p>
-      <w:pPr>
-        <w:pStyle w:val="NoSpacing"/>
-      </w:pPr>
-      <w:r>
-        <w:t>    }</w:t>
-      </w:r>
-    </w:p>
-    <w:p>
-      <w:pPr>
-        <w:pStyle w:val="NoSpacing"/>
-      </w:pPr>
-      <w:r>
-        <w:t>  }</w:t>
-      </w:r>
-    </w:p>
-    <w:p>
-      <w:pPr>
-        <w:pStyle w:val="NoSpacing"/>
-      </w:pPr>
-      <w:r>
-        <w:t xml:space="preserve">  return true; </w:t>
-      </w:r>
-    </w:p>
-    <w:p>
-      <w:pPr>
-        <w:pStyle w:val="NoSpacing"/>
-      </w:pPr>
-      <w:r>
-        <w:t>};</w:t>
-      </w:r>
-    </w:p>
-    <w:p>
-      <w:pPr>
-        <w:pStyle w:val="NoSpacing"/>
-      </w:pPr>
-      <w:r>
-        <w:t>console.log(</w:t>
-      </w:r>
-      <w:proofErr w:type="spellStart"/>
-      <w:r>
-        <w:t>isSorted</w:t>
-      </w:r>
-      <w:proofErr w:type="spellEnd"/>
-      <w:r>
-        <w:t>(</w:t>
-      </w:r>
-      <w:proofErr w:type="spellStart"/>
-      <w:r>
-        <w:t>arr</w:t>
-      </w:r>
-      <w:proofErr w:type="spellEnd"/>
-      <w:r>
-        <w:t xml:space="preserve">)); </w:t>
-      </w:r>
-    </w:p>
-    <w:p>
-      <w:pPr>
-        <w:pStyle w:val="NoSpacing"/>
-      </w:pPr>
-    </w:p>
-    <w:p>
-      <w:pPr>
-        <w:pStyle w:val="NoSpacing"/>
-        <w:rPr>
-          <w:b/>
-          <w:color w:val="4472C4" w:themeColor="accent1"/>
-        </w:rPr>
-      </w:pPr>
-      <w:r>
-        <w:rPr>
-          <w:b/>
-          <w:color w:val="4472C4" w:themeColor="accent1"/>
-        </w:rPr>
-        <w:t xml:space="preserve">Remove </w:t>
-      </w:r>
-      <w:proofErr w:type="spellStart"/>
-      <w:r>
-        <w:rPr>
-          <w:b/>
-          <w:color w:val="4472C4" w:themeColor="accent1"/>
-        </w:rPr>
-        <w:t>Falsy</w:t>
-      </w:r>
-      <w:proofErr w:type="spellEnd"/>
-      <w:r>
-        <w:rPr>
-          <w:b/>
-          <w:color w:val="4472C4" w:themeColor="accent1"/>
-        </w:rPr>
-        <w:t xml:space="preserve"> Values from Array</w:t>
-      </w:r>
-    </w:p>
-    <w:p>
-      <w:pPr>
-        <w:pStyle w:val="NoSpacing"/>
-      </w:pPr>
-      <w:r>
-        <w:t xml:space="preserve">const </w:t>
-      </w:r>
-      <w:proofErr w:type="spellStart"/>
-      <w:r>
-        <w:t>arr</w:t>
-      </w:r>
-      <w:proofErr w:type="spellEnd"/>
-      <w:r>
-        <w:t xml:space="preserve"> = [0, 1, false, 2, '', 3];</w:t>
-      </w:r>
-    </w:p>
-    <w:p>
-      <w:pPr>
-        <w:pStyle w:val="NoSpacing"/>
-      </w:pPr>
-      <w:r>
-        <w:t xml:space="preserve">const filtered = </w:t>
-      </w:r>
-      <w:proofErr w:type="spellStart"/>
-      <w:proofErr w:type="gramStart"/>
-      <w:r>
-        <w:t>arr.filter</w:t>
-      </w:r>
-      <w:proofErr w:type="spellEnd"/>
-      <w:proofErr w:type="gramEnd"/>
-      <w:r>
-        <w:t>(Boolean);</w:t>
-      </w:r>
-    </w:p>
-    <w:p>
-      <w:pPr>
-        <w:pStyle w:val="NoSpacing"/>
-      </w:pPr>
-      <w:r>
-        <w:t>console.log(filtered</w:t>
-      </w:r>
-      <w:proofErr w:type="gramStart"/>
-      <w:r>
-        <w:t>);  /</w:t>
-      </w:r>
-      <w:proofErr w:type="gramEnd"/>
-      <w:r>
-        <w:t>/ [1,2,3]</w:t>
-      </w:r>
-    </w:p>
-    <w:p>
-      <w:pPr>
-        <w:pStyle w:val="NoSpacing"/>
-      </w:pPr>
-    </w:p>
-    <w:p>
-      <w:pPr>
-        <w:pStyle w:val="NoSpacing"/>
-        <w:rPr>
-          <w:b/>
-        </w:rPr>
-      </w:pPr>
-      <w:r>
-        <w:rPr>
-          <w:b/>
-          <w:color w:val="4472C4" w:themeColor="accent1"/>
-        </w:rPr>
-        <w:t>Deep Clone an Object</w:t>
-      </w:r>
-    </w:p>
-    <w:p>
-      <w:pPr>
-        <w:pStyle w:val="NoSpacing"/>
-      </w:pPr>
-      <w:r>
-        <w:t xml:space="preserve">const </w:t>
-      </w:r>
-      <w:proofErr w:type="spellStart"/>
-      <w:r>
-        <w:t>obj</w:t>
-      </w:r>
-      <w:proofErr w:type="spellEnd"/>
-      <w:r>
-        <w:t xml:space="preserve"> = </w:t>
-      </w:r>
-      <w:proofErr w:type="gramStart"/>
-      <w:r>
-        <w:t>{ a</w:t>
-      </w:r>
-      <w:proofErr w:type="gramEnd"/>
-      <w:r>
-        <w:t>: 1, b: { c: 2 } };</w:t>
-      </w:r>
-    </w:p>
-    <w:p>
-      <w:pPr>
-        <w:pStyle w:val="NoSpacing"/>
-      </w:pPr>
-      <w:r>
-        <w:t xml:space="preserve">const clone = </w:t>
-      </w:r>
-      <w:proofErr w:type="spellStart"/>
-      <w:r>
-        <w:t>JSON.parse</w:t>
-      </w:r>
-      <w:proofErr w:type="spellEnd"/>
-      <w:r>
-        <w:t>(</w:t>
-      </w:r>
-      <w:proofErr w:type="spellStart"/>
-      <w:r>
-        <w:t>JSON.stringify</w:t>
-      </w:r>
-      <w:proofErr w:type="spellEnd"/>
-      <w:r>
-        <w:t>(</w:t>
-      </w:r>
-      <w:proofErr w:type="spellStart"/>
-      <w:r>
-        <w:t>obj</w:t>
-      </w:r>
-      <w:proofErr w:type="spellEnd"/>
-      <w:r>
-        <w:t>));</w:t>
-      </w:r>
-    </w:p>
-    <w:p>
-      <w:pPr>
-        <w:pStyle w:val="NoSpacing"/>
-        <w:rPr>
-          <w:lang w:val="en-US"/>
-        </w:rPr>
-      </w:pPr>
-    </w:p>
-    <w:p>
-      <w:pPr>
-        <w:pStyle w:val="NoSpacing"/>
-        <w:rPr>
-          <w:b/>
-          <w:color w:val="4472C4" w:themeColor="accent1"/>
-        </w:rPr>
-      </w:pPr>
-      <w:r>
-        <w:rPr>
-          <w:b/>
-          <w:color w:val="4472C4" w:themeColor="accent1"/>
-        </w:rPr>
-        <w:t>Currying Function</w:t>
-      </w:r>
-    </w:p>
-    <w:p>
-      <w:pPr>
-        <w:pStyle w:val="NoSpacing"/>
-      </w:pPr>
-      <w:r>
-        <w:t>function multiply(a) {</w:t>
-      </w:r>
-    </w:p>
-    <w:p>
-      <w:pPr>
-        <w:pStyle w:val="NoSpacing"/>
-      </w:pPr>
-      <w:r>
-        <w:t xml:space="preserve">  return function(b) {</w:t>
-      </w:r>
-    </w:p>
-    <w:p>
-      <w:pPr>
-        <w:pStyle w:val="NoSpacing"/>
-      </w:pPr>
-      <w:r>
-        <w:t xml:space="preserve">    return a * b;</w:t>
-      </w:r>
-    </w:p>
-    <w:p>
-      <w:pPr>
-        <w:pStyle w:val="NoSpacing"/>
-      </w:pPr>
-      <w:r>
-        <w:t xml:space="preserve">  }</w:t>
-      </w:r>
-    </w:p>
-    <w:p>
-      <w:pPr>
-        <w:pStyle w:val="NoSpacing"/>
-      </w:pPr>
-      <w:r>
-        <w:t>}</w:t>
-      </w:r>
-    </w:p>
-    <w:p>
-      <w:pPr>
-        <w:pStyle w:val="NoSpacing"/>
-      </w:pPr>
-    </w:p>
-    <w:p>
-      <w:pPr>
-        <w:pStyle w:val="NoSpacing"/>
-      </w:pPr>
-      <w:r>
-        <w:t xml:space="preserve">const multiplyBy2 = </w:t>
-      </w:r>
-      <w:proofErr w:type="gramStart"/>
-      <w:r>
-        <w:t>multiply(</w:t>
-      </w:r>
-      <w:proofErr w:type="gramEnd"/>
-      <w:r>
-        <w:t>2);</w:t>
-      </w:r>
-    </w:p>
-    <w:p>
-      <w:pPr>
-        <w:pStyle w:val="NoSpacing"/>
-      </w:pPr>
-      <w:r>
-        <w:t>console.log(multiplyBy2(5)); // 10</w:t>
-      </w:r>
-    </w:p>
-    <w:p>
-      <w:pPr>
-        <w:pStyle w:val="NoSpacing"/>
-        <w:rPr>
-          <w:b/>
-        </w:rPr>
-      </w:pPr>
-      <w:r>
-        <w:rPr>
-          <w:b/>
-        </w:rPr>
-        <w:t>OR</w:t>
-      </w:r>
-    </w:p>
-    <w:p>
-      <w:pPr>
-        <w:pStyle w:val="NoSpacing"/>
-      </w:pPr>
-      <w:r>
-        <w:lastRenderedPageBreak/>
-        <w:t>function multiply(a</w:t>
-      </w:r>
-      <w:proofErr w:type="gramStart"/>
-      <w:r>
-        <w:t>){</w:t>
-      </w:r>
-      <w:proofErr w:type="gramEnd"/>
-    </w:p>
-    <w:p>
-      <w:pPr>
-        <w:pStyle w:val="NoSpacing"/>
-      </w:pPr>
-      <w:r>
-        <w:t>    return function(b</w:t>
-      </w:r>
-      <w:proofErr w:type="gramStart"/>
-      <w:r>
-        <w:t>){</w:t>
-      </w:r>
-      <w:proofErr w:type="gramEnd"/>
-    </w:p>
-    <w:p>
-      <w:pPr>
-        <w:pStyle w:val="NoSpacing"/>
-      </w:pPr>
-      <w:r>
-        <w:t>        return a*b</w:t>
-      </w:r>
-    </w:p>
-    <w:p>
-      <w:pPr>
-        <w:pStyle w:val="NoSpacing"/>
-      </w:pPr>
-      <w:r>
-        <w:t>    }</w:t>
-      </w:r>
-    </w:p>
-    <w:p>
-      <w:pPr>
-        <w:pStyle w:val="NoSpacing"/>
-      </w:pPr>
-      <w:r>
-        <w:t>}</w:t>
-      </w:r>
-    </w:p>
-    <w:p>
-      <w:pPr>
-        <w:pStyle w:val="NoSpacing"/>
-      </w:pPr>
-    </w:p>
-    <w:p>
-      <w:pPr>
-        <w:pStyle w:val="NoSpacing"/>
-      </w:pPr>
-      <w:r>
-        <w:t>console.log(</w:t>
-      </w:r>
-      <w:proofErr w:type="gramStart"/>
-      <w:r>
-        <w:t>multiply(</w:t>
-      </w:r>
-      <w:proofErr w:type="gramEnd"/>
-      <w:r>
-        <w:t>10)(20))</w:t>
-      </w:r>
-    </w:p>
-    <w:p>
-      <w:pPr>
-        <w:pStyle w:val="NoSpacing"/>
-      </w:pPr>
-    </w:p>
-    <w:p>
-      <w:pPr>
-        <w:pStyle w:val="NoSpacing"/>
-        <w:rPr>
-          <w:b/>
-          <w:color w:val="4472C4" w:themeColor="accent1"/>
-          <w:lang w:val="en-US"/>
-        </w:rPr>
-      </w:pPr>
-      <w:r>
-        <w:rPr>
-          <w:b/>
-          <w:color w:val="4472C4" w:themeColor="accent1"/>
-          <w:lang w:val="en-US"/>
-        </w:rPr>
-        <w:t>Remove duplicates from array</w:t>
-      </w:r>
-    </w:p>
-    <w:p>
-      <w:pPr>
-        <w:pStyle w:val="NoSpacing"/>
-        <w:rPr>
-          <w:b/>
-          <w:lang w:val="en-US"/>
-        </w:rPr>
-      </w:pPr>
-    </w:p>
-    <w:p>
-      <w:pPr>
-        <w:pStyle w:val="NoSpacing"/>
-      </w:pPr>
-      <w:r>
-        <w:t>const numbers = [1, 2, 3, 2, 4, 1, 5,1,1,1,1];</w:t>
-      </w:r>
-    </w:p>
-    <w:p>
-      <w:pPr>
-        <w:pStyle w:val="NoSpacing"/>
-      </w:pPr>
-      <w:r>
-        <w:t xml:space="preserve">const </w:t>
-      </w:r>
-      <w:proofErr w:type="spellStart"/>
-      <w:r>
-        <w:t>uniqueNumbers</w:t>
-      </w:r>
-      <w:proofErr w:type="spellEnd"/>
-      <w:r>
-        <w:t xml:space="preserve"> = </w:t>
-      </w:r>
-      <w:proofErr w:type="spellStart"/>
-      <w:proofErr w:type="gramStart"/>
-      <w:r>
-        <w:t>numbers.reduce</w:t>
-      </w:r>
-      <w:proofErr w:type="spellEnd"/>
-      <w:proofErr w:type="gramEnd"/>
-      <w:r>
-        <w:t>((</w:t>
-      </w:r>
-      <w:proofErr w:type="spellStart"/>
-      <w:r>
-        <w:t>acc</w:t>
-      </w:r>
-      <w:proofErr w:type="spellEnd"/>
-      <w:r>
-        <w:t>, current) =&gt; {</w:t>
-      </w:r>
-    </w:p>
-    <w:p>
-      <w:pPr>
-        <w:pStyle w:val="NoSpacing"/>
-      </w:pPr>
-      <w:r>
-        <w:t xml:space="preserve">  if </w:t>
-      </w:r>
-      <w:proofErr w:type="gramStart"/>
-      <w:r>
-        <w:t>(!</w:t>
-      </w:r>
-      <w:proofErr w:type="spellStart"/>
-      <w:r>
-        <w:t>acc</w:t>
-      </w:r>
-      <w:proofErr w:type="gramEnd"/>
-      <w:r>
-        <w:t>.includes</w:t>
-      </w:r>
-      <w:proofErr w:type="spellEnd"/>
-      <w:r>
-        <w:t>(current)) {</w:t>
-      </w:r>
-    </w:p>
-    <w:p>
-      <w:pPr>
-        <w:pStyle w:val="NoSpacing"/>
-      </w:pPr>
-      <w:r>
-        <w:t xml:space="preserve">    </w:t>
-      </w:r>
-      <w:proofErr w:type="spellStart"/>
-      <w:proofErr w:type="gramStart"/>
-      <w:r>
-        <w:t>acc.push</w:t>
-      </w:r>
-      <w:proofErr w:type="spellEnd"/>
-      <w:proofErr w:type="gramEnd"/>
-      <w:r>
-        <w:t>(current);</w:t>
-      </w:r>
-    </w:p>
-    <w:p>
-      <w:pPr>
-        <w:pStyle w:val="NoSpacing"/>
-      </w:pPr>
-      <w:r>
-        <w:t>  }</w:t>
-      </w:r>
-    </w:p>
-    <w:p>
-      <w:pPr>
-        <w:pStyle w:val="NoSpacing"/>
-      </w:pPr>
-      <w:r>
-        <w:t xml:space="preserve">  return </w:t>
-      </w:r>
-      <w:proofErr w:type="spellStart"/>
-      <w:r>
-        <w:t>acc</w:t>
-      </w:r>
-      <w:proofErr w:type="spellEnd"/>
-      <w:r>
-        <w:t>;</w:t>
-      </w:r>
-    </w:p>
-    <w:p>
-      <w:pPr>
-        <w:pStyle w:val="NoSpacing"/>
-      </w:pPr>
-      <w:r>
-        <w:t>}, []);</w:t>
-      </w:r>
-    </w:p>
-    <w:p>
-      <w:pPr>
-        <w:pStyle w:val="NoSpacing"/>
-      </w:pPr>
-      <w:r>
-        <w:t>console.log(</w:t>
-      </w:r>
-      <w:proofErr w:type="spellStart"/>
-      <w:r>
-        <w:t>uniqueNumbers</w:t>
-      </w:r>
-      <w:proofErr w:type="spellEnd"/>
-      <w:r>
-        <w:t xml:space="preserve">); </w:t>
-      </w:r>
-    </w:p>
-    <w:p>
-      <w:pPr>
-        <w:pStyle w:val="NoSpacing"/>
-        <w:rPr>
-          <w:b/>
-          <w:lang w:val="en-US"/>
-        </w:rPr>
-      </w:pPr>
-    </w:p>
-    <w:p>
-      <w:pPr>
-        <w:pStyle w:val="NoSpacing"/>
-        <w:rPr>
-          <w:b/>
-          <w:color w:val="4472C4" w:themeColor="accent1"/>
-          <w:lang w:val="en-US"/>
-        </w:rPr>
-      </w:pPr>
-      <w:r>
-        <w:rPr>
-          <w:b/>
-          <w:color w:val="4472C4" w:themeColor="accent1"/>
-          <w:lang w:val="en-US"/>
-        </w:rPr>
-        <w:t>Display only duplicated numbers</w:t>
-      </w:r>
-    </w:p>
-    <w:p>
-      <w:pPr>
-        <w:pStyle w:val="NoSpacing"/>
-      </w:pPr>
-      <w:r>
-        <w:t>const numbers = [1, 2, 3, 2, 4, 1, 5, 1, 1, 1, 1];</w:t>
-      </w:r>
-    </w:p>
-    <w:p>
-      <w:pPr>
-        <w:pStyle w:val="NoSpacing"/>
-      </w:pPr>
-    </w:p>
-    <w:p>
-      <w:pPr>
-        <w:pStyle w:val="NoSpacing"/>
-      </w:pPr>
-      <w:r>
-        <w:t xml:space="preserve">const </w:t>
-      </w:r>
-      <w:proofErr w:type="spellStart"/>
-      <w:r>
-        <w:t>repeatedArr</w:t>
-      </w:r>
-      <w:proofErr w:type="spellEnd"/>
-      <w:r>
-        <w:t xml:space="preserve"> = (numbers) =</w:t>
-      </w:r>
-      <w:proofErr w:type="gramStart"/>
-      <w:r>
-        <w:t>&gt;{</w:t>
-      </w:r>
-      <w:proofErr w:type="gramEnd"/>
-    </w:p>
-    <w:p>
-      <w:pPr>
-        <w:pStyle w:val="NoSpacing"/>
-      </w:pPr>
-      <w:r>
-        <w:t xml:space="preserve">   return </w:t>
-      </w:r>
-      <w:proofErr w:type="spellStart"/>
-      <w:proofErr w:type="gramStart"/>
-      <w:r>
-        <w:t>numbers.reduce</w:t>
-      </w:r>
-      <w:proofErr w:type="spellEnd"/>
-      <w:proofErr w:type="gramEnd"/>
-      <w:r>
-        <w:t>((</w:t>
-      </w:r>
-      <w:proofErr w:type="spellStart"/>
-      <w:r>
-        <w:t>acc</w:t>
-      </w:r>
-      <w:proofErr w:type="spellEnd"/>
-      <w:r>
-        <w:t xml:space="preserve">, </w:t>
-      </w:r>
-      <w:proofErr w:type="spellStart"/>
-      <w:r>
-        <w:t>curr</w:t>
-      </w:r>
-      <w:proofErr w:type="spellEnd"/>
-      <w:r>
-        <w:t xml:space="preserve">, index, </w:t>
-      </w:r>
-      <w:proofErr w:type="spellStart"/>
-      <w:r>
-        <w:t>arr</w:t>
-      </w:r>
-      <w:proofErr w:type="spellEnd"/>
-      <w:r>
-        <w:t>)=&gt;{</w:t>
-      </w:r>
-    </w:p>
-    <w:p>
-      <w:pPr>
-        <w:pStyle w:val="NoSpacing"/>
-      </w:pPr>
-      <w:r>
-        <w:t>    if((</w:t>
-      </w:r>
-      <w:proofErr w:type="spellStart"/>
-      <w:proofErr w:type="gramStart"/>
-      <w:r>
-        <w:t>arr.indexOf</w:t>
-      </w:r>
-      <w:proofErr w:type="spellEnd"/>
-      <w:proofErr w:type="gramEnd"/>
-      <w:r>
-        <w:t>(</w:t>
-      </w:r>
-      <w:proofErr w:type="spellStart"/>
-      <w:r>
-        <w:t>curr</w:t>
-      </w:r>
-      <w:proofErr w:type="spellEnd"/>
-      <w:r>
-        <w:t>)</w:t>
-      </w:r>
-      <w:r>
-        <w:t>!</w:t>
-      </w:r>
-      <w:r>
-        <w:t>==index)&amp;&amp;(!</w:t>
-      </w:r>
-      <w:proofErr w:type="spellStart"/>
-      <w:r>
-        <w:t>acc.includes</w:t>
-      </w:r>
-      <w:proofErr w:type="spellEnd"/>
-      <w:r>
-        <w:t>(</w:t>
-      </w:r>
-      <w:proofErr w:type="spellStart"/>
-      <w:r>
-        <w:t>curr</w:t>
-      </w:r>
-      <w:proofErr w:type="spellEnd"/>
-      <w:r>
-        <w:t>))){</w:t>
-      </w:r>
-    </w:p>
-    <w:p>
-      <w:pPr>
-        <w:pStyle w:val="NoSpacing"/>
-      </w:pPr>
-      <w:r>
-        <w:t xml:space="preserve">        </w:t>
-      </w:r>
-      <w:proofErr w:type="spellStart"/>
-      <w:proofErr w:type="gramStart"/>
-      <w:r>
-        <w:t>acc.push</w:t>
-      </w:r>
-      <w:proofErr w:type="spellEnd"/>
-      <w:proofErr w:type="gramEnd"/>
-      <w:r>
-        <w:t>(</w:t>
-      </w:r>
-      <w:proofErr w:type="spellStart"/>
-      <w:r>
-        <w:t>curr</w:t>
-      </w:r>
-      <w:proofErr w:type="spellEnd"/>
-      <w:r>
-        <w:t>)</w:t>
-      </w:r>
-    </w:p>
-    <w:p>
-      <w:pPr>
-        <w:pStyle w:val="NoSpacing"/>
-      </w:pPr>
-      <w:r>
-        <w:t>    }</w:t>
-      </w:r>
-    </w:p>
-    <w:p>
-      <w:pPr>
-        <w:pStyle w:val="NoSpacing"/>
-      </w:pPr>
-      <w:r>
-        <w:t xml:space="preserve">return </w:t>
-      </w:r>
-      <w:proofErr w:type="spellStart"/>
-      <w:r>
-        <w:t>acc</w:t>
-      </w:r>
-      <w:proofErr w:type="spellEnd"/>
-    </w:p>
-    <w:p>
-      <w:pPr>
-        <w:pStyle w:val="NoSpacing"/>
-      </w:pPr>
-      <w:r>
-        <w:t>    },[])</w:t>
-      </w:r>
-    </w:p>
-    <w:p>
-      <w:pPr>
-        <w:pStyle w:val="NoSpacing"/>
-      </w:pPr>
-      <w:r>
-        <w:t>}</w:t>
-      </w:r>
-    </w:p>
-    <w:p>
-      <w:pPr>
-        <w:pStyle w:val="NoSpacing"/>
-      </w:pPr>
-      <w:r>
-        <w:t>console.log(</w:t>
-      </w:r>
-      <w:proofErr w:type="spellStart"/>
-      <w:r>
-        <w:t>repeatedArr</w:t>
-      </w:r>
-      <w:proofErr w:type="spellEnd"/>
-      <w:r>
-        <w:t>(numbers))</w:t>
-      </w:r>
-    </w:p>
-    <w:p>
-      <w:pPr>
-        <w:pStyle w:val="NoSpacing"/>
-        <w:rPr>
-          <w:b/>
-          <w:lang w:val="en-US"/>
-        </w:rPr>
-      </w:pPr>
-    </w:p>
-    <w:p>
-      <w:pPr>
-        <w:pStyle w:val="NoSpacing"/>
-        <w:rPr>
-          <w:b/>
-          <w:color w:val="4472C4" w:themeColor="accent1"/>
-        </w:rPr>
-      </w:pPr>
-      <w:r>
-        <w:rPr>
-          <w:b/>
-          <w:color w:val="4472C4" w:themeColor="accent1"/>
-        </w:rPr>
-        <w:t>Debounce Function</w:t>
-      </w:r>
-    </w:p>
-    <w:p>
-      <w:pPr>
-        <w:pStyle w:val="NoSpacing"/>
-      </w:pPr>
-      <w:r>
-        <w:t xml:space="preserve">function </w:t>
-      </w:r>
-      <w:proofErr w:type="gramStart"/>
-      <w:r>
-        <w:t>debounce(</w:t>
-      </w:r>
-      <w:proofErr w:type="spellStart"/>
-      <w:proofErr w:type="gramEnd"/>
-      <w:r>
-        <w:t>fn</w:t>
-      </w:r>
-      <w:proofErr w:type="spellEnd"/>
-      <w:r>
-        <w:t>, delay) {</w:t>
-      </w:r>
-    </w:p>
-    <w:p>
-      <w:pPr>
-        <w:pStyle w:val="NoSpacing"/>
-      </w:pPr>
-      <w:r>
-        <w:t xml:space="preserve">  let timer;</w:t>
-      </w:r>
-    </w:p>
-    <w:p>
-      <w:pPr>
-        <w:pStyle w:val="NoSpacing"/>
-      </w:pPr>
-      <w:r>
-        <w:t xml:space="preserve">  return </w:t>
-      </w:r>
-      <w:proofErr w:type="gramStart"/>
-      <w:r>
-        <w:t>function(</w:t>
-      </w:r>
-      <w:proofErr w:type="gramEnd"/>
-      <w:r>
-        <w:t>...</w:t>
-      </w:r>
-      <w:proofErr w:type="spellStart"/>
-      <w:r>
-        <w:t>args</w:t>
-      </w:r>
-      <w:proofErr w:type="spellEnd"/>
-      <w:r>
-        <w:t>) {</w:t>
-      </w:r>
-    </w:p>
-    <w:p>
-      <w:pPr>
-        <w:pStyle w:val="NoSpacing"/>
-      </w:pPr>
-      <w:r>
-        <w:t xml:space="preserve">    </w:t>
-      </w:r>
-      <w:proofErr w:type="spellStart"/>
-      <w:r>
-        <w:t>clearTimeout</w:t>
-      </w:r>
-      <w:proofErr w:type="spellEnd"/>
-      <w:r>
-        <w:t>(timer);</w:t>
-      </w:r>
-    </w:p>
-    <w:p>
-      <w:pPr>
-        <w:pStyle w:val="NoSpacing"/>
-      </w:pPr>
-      <w:r>
-        <w:t xml:space="preserve">    timer = </w:t>
-      </w:r>
-      <w:proofErr w:type="spellStart"/>
-      <w:proofErr w:type="gramStart"/>
-      <w:r>
-        <w:t>setTimeout</w:t>
-      </w:r>
-      <w:proofErr w:type="spellEnd"/>
-      <w:r>
-        <w:t>(</w:t>
-      </w:r>
-      <w:proofErr w:type="gramEnd"/>
-      <w:r>
-        <w:t xml:space="preserve">() =&gt; </w:t>
-      </w:r>
-      <w:proofErr w:type="spellStart"/>
-      <w:r>
-        <w:t>fn.apply</w:t>
-      </w:r>
-      <w:proofErr w:type="spellEnd"/>
-      <w:r>
-        <w:t xml:space="preserve">(this, </w:t>
-      </w:r>
-      <w:proofErr w:type="spellStart"/>
-      <w:r>
-        <w:t>args</w:t>
-      </w:r>
-      <w:proofErr w:type="spellEnd"/>
-      <w:r>
-        <w:t>), delay);</w:t>
-      </w:r>
-    </w:p>
-    <w:p>
-      <w:pPr>
-        <w:pStyle w:val="NoSpacing"/>
-      </w:pPr>
-      <w:r>
-        <w:t xml:space="preserve">  }</w:t>
-      </w:r>
-    </w:p>
-    <w:p>
-      <w:pPr>
-        <w:pStyle w:val="NoSpacing"/>
-      </w:pPr>
-      <w:r>
-        <w:t>}</w:t>
-      </w:r>
-    </w:p>
-    <w:p>
-      <w:pPr>
-        <w:pStyle w:val="NoSpacing"/>
-      </w:pPr>
-    </w:p>
-    <w:p>
-      <w:pPr>
-        <w:pStyle w:val="NoSpacing"/>
-      </w:pPr>
-      <w:r>
-        <w:t>const log = debounce((</w:t>
-      </w:r>
-      <w:proofErr w:type="spellStart"/>
-      <w:r>
-        <w:t>msg</w:t>
-      </w:r>
-      <w:proofErr w:type="spellEnd"/>
-      <w:r>
-        <w:t>) =&gt; console.log(</w:t>
-      </w:r>
-      <w:proofErr w:type="spellStart"/>
-      <w:r>
-        <w:t>msg</w:t>
-      </w:r>
-      <w:proofErr w:type="spellEnd"/>
-      <w:r>
-        <w:t>), 500);</w:t>
-      </w:r>
-    </w:p>
-    <w:p>
-      <w:pPr>
-        <w:pStyle w:val="NoSpacing"/>
-      </w:pPr>
-      <w:r>
-        <w:t>log("Hello"</w:t>
-      </w:r>
-      <w:proofErr w:type="gramStart"/>
-      <w:r>
-        <w:t>);  /</w:t>
-      </w:r>
-      <w:proofErr w:type="gramEnd"/>
-      <w:r>
-        <w:t>/ Will print after 500ms</w:t>
-      </w:r>
-    </w:p>
-    <w:p>
-      <w:pPr>
-        <w:pStyle w:val="NoSpacing"/>
-      </w:pPr>
-    </w:p>
-    <w:p>
-      <w:pPr>
-        <w:pStyle w:val="NoSpacing"/>
-        <w:rPr>
-          <w:b/>
-          <w:color w:val="4472C4" w:themeColor="accent1"/>
-        </w:rPr>
-      </w:pPr>
-      <w:r>
-        <w:rPr>
-          <w:b/>
-          <w:color w:val="4472C4" w:themeColor="accent1"/>
-        </w:rPr>
-        <w:t>Throttle Function</w:t>
-      </w:r>
-    </w:p>
-    <w:p>
-      <w:pPr>
-        <w:pStyle w:val="NoSpacing"/>
-      </w:pPr>
-      <w:r>
-        <w:t xml:space="preserve">function </w:t>
-      </w:r>
-      <w:proofErr w:type="gramStart"/>
-      <w:r>
-        <w:t>throttle(</w:t>
-      </w:r>
-      <w:proofErr w:type="spellStart"/>
-      <w:proofErr w:type="gramEnd"/>
-      <w:r>
-        <w:t>fn</w:t>
-      </w:r>
-      <w:proofErr w:type="spellEnd"/>
-      <w:r>
-        <w:t>, limit) {</w:t>
-      </w:r>
-    </w:p>
-    <w:p>
-      <w:pPr>
-        <w:pStyle w:val="NoSpacing"/>
-      </w:pPr>
-      <w:r>
-        <w:t xml:space="preserve">  let </w:t>
-      </w:r>
-      <w:proofErr w:type="spellStart"/>
-      <w:r>
-        <w:t>lastCall</w:t>
-      </w:r>
-      <w:proofErr w:type="spellEnd"/>
-      <w:r>
-        <w:t xml:space="preserve"> = 0;</w:t>
-      </w:r>
-    </w:p>
-    <w:p>
-      <w:pPr>
-        <w:pStyle w:val="NoSpacing"/>
-      </w:pPr>
-      <w:r>
-        <w:t xml:space="preserve">  return </w:t>
-      </w:r>
-      <w:proofErr w:type="gramStart"/>
-      <w:r>
-        <w:t>function(</w:t>
-      </w:r>
-      <w:proofErr w:type="gramEnd"/>
-      <w:r>
-        <w:t>...</w:t>
-      </w:r>
-      <w:proofErr w:type="spellStart"/>
-      <w:r>
-        <w:t>args</w:t>
-      </w:r>
-      <w:proofErr w:type="spellEnd"/>
-      <w:r>
-        <w:t>) {</w:t>
-      </w:r>
-    </w:p>
-    <w:p>
-      <w:pPr>
-        <w:pStyle w:val="NoSpacing"/>
-      </w:pPr>
-      <w:r>
-        <w:t xml:space="preserve">    let now = </w:t>
-      </w:r>
-      <w:proofErr w:type="spellStart"/>
-      <w:proofErr w:type="gramStart"/>
-      <w:r>
-        <w:t>Date.now</w:t>
-      </w:r>
-      <w:proofErr w:type="spellEnd"/>
-      <w:r>
-        <w:t>(</w:t>
-      </w:r>
-      <w:proofErr w:type="gramEnd"/>
-      <w:r>
-        <w:t>);</w:t>
-      </w:r>
-    </w:p>
-    <w:p>
-      <w:pPr>
-        <w:pStyle w:val="NoSpacing"/>
-      </w:pPr>
-      <w:r>
-        <w:t xml:space="preserve">    if (now - </w:t>
-      </w:r>
-      <w:proofErr w:type="spellStart"/>
-      <w:r>
-        <w:t>lastCall</w:t>
-      </w:r>
-      <w:proofErr w:type="spellEnd"/>
-      <w:r>
-        <w:t xml:space="preserve"> &gt;= limit) {</w:t>
-      </w:r>
-    </w:p>
-    <w:p>
-      <w:pPr>
-        <w:pStyle w:val="NoSpacing"/>
-      </w:pPr>
-      <w:r>
-        <w:lastRenderedPageBreak/>
-        <w:t xml:space="preserve">      </w:t>
-      </w:r>
-      <w:proofErr w:type="spellStart"/>
-      <w:r>
-        <w:t>lastCall</w:t>
-      </w:r>
-      <w:proofErr w:type="spellEnd"/>
-      <w:r>
-        <w:t xml:space="preserve"> = now;</w:t>
-      </w:r>
-    </w:p>
-    <w:p>
-      <w:pPr>
-        <w:pStyle w:val="NoSpacing"/>
-      </w:pPr>
-      <w:r>
-        <w:t xml:space="preserve">      </w:t>
-      </w:r>
-      <w:proofErr w:type="spellStart"/>
-      <w:proofErr w:type="gramStart"/>
-      <w:r>
-        <w:t>fn.apply</w:t>
-      </w:r>
-      <w:proofErr w:type="spellEnd"/>
-      <w:proofErr w:type="gramEnd"/>
-      <w:r>
-        <w:t xml:space="preserve">(this, </w:t>
-      </w:r>
-      <w:proofErr w:type="spellStart"/>
-      <w:r>
-        <w:t>args</w:t>
-      </w:r>
-      <w:proofErr w:type="spellEnd"/>
-      <w:r>
-        <w:t>);</w:t>
-      </w:r>
-    </w:p>
-    <w:p>
-      <w:pPr>
-        <w:pStyle w:val="NoSpacing"/>
-      </w:pPr>
-      <w:r>
-        <w:t xml:space="preserve">    }</w:t>
-      </w:r>
-    </w:p>
-    <w:p>
-      <w:pPr>
-        <w:pStyle w:val="NoSpacing"/>
-      </w:pPr>
-      <w:r>
-        <w:t xml:space="preserve">  }</w:t>
-      </w:r>
-    </w:p>
-    <w:p>
-      <w:pPr>
-        <w:pStyle w:val="NoSpacing"/>
-      </w:pPr>
-      <w:r>
-        <w:t>}</w:t>
-      </w:r>
-    </w:p>
-    <w:p>
-      <w:pPr>
-        <w:pStyle w:val="NoSpacing"/>
-      </w:pPr>
-    </w:p>
-    <w:p>
-      <w:pPr>
-        <w:pStyle w:val="NoSpacing"/>
-      </w:pPr>
-      <w:r>
-        <w:t xml:space="preserve">const </w:t>
-      </w:r>
-      <w:proofErr w:type="spellStart"/>
-      <w:r>
-        <w:t>logThrottle</w:t>
-      </w:r>
-      <w:proofErr w:type="spellEnd"/>
-      <w:r>
-        <w:t xml:space="preserve"> = </w:t>
-      </w:r>
-      <w:proofErr w:type="gramStart"/>
-      <w:r>
-        <w:t>throttle(</w:t>
-      </w:r>
-      <w:proofErr w:type="gramEnd"/>
-      <w:r>
-        <w:t>() =&gt; console.log("Throttled!"), 1000);</w:t>
-      </w:r>
-    </w:p>
-    <w:p>
-      <w:pPr>
-        <w:pStyle w:val="NoSpacing"/>
-      </w:pPr>
-    </w:p>
-    <w:p>
-      <w:pPr>
-        <w:pStyle w:val="NoSpacing"/>
-        <w:rPr>
-          <w:b/>
-          <w:color w:val="4472C4" w:themeColor="accent1"/>
-        </w:rPr>
-      </w:pPr>
-      <w:r>
-        <w:rPr>
-          <w:b/>
-          <w:color w:val="4472C4" w:themeColor="accent1"/>
-        </w:rPr>
-        <w:t>Pattern Printing (Triangle)</w:t>
-      </w:r>
-    </w:p>
-    <w:p>
-      <w:pPr>
-        <w:pStyle w:val="NoSpacing"/>
-      </w:pPr>
-      <w:r>
-        <w:t>function pattern(n) {</w:t>
-      </w:r>
-    </w:p>
-    <w:p>
-      <w:pPr>
-        <w:pStyle w:val="NoSpacing"/>
-      </w:pPr>
-      <w:r>
-        <w:t xml:space="preserve">  let result = "";</w:t>
-      </w:r>
-    </w:p>
-    <w:p>
-      <w:pPr>
-        <w:pStyle w:val="NoSpacing"/>
-      </w:pPr>
-      <w:r>
-        <w:t xml:space="preserve">  for (let </w:t>
-      </w:r>
-      <w:proofErr w:type="spellStart"/>
-      <w:r>
-        <w:t>i</w:t>
-      </w:r>
-      <w:proofErr w:type="spellEnd"/>
-      <w:r>
-        <w:t xml:space="preserve"> = 1; </w:t>
-      </w:r>
-      <w:proofErr w:type="spellStart"/>
-      <w:r>
-        <w:t>i</w:t>
-      </w:r>
-      <w:proofErr w:type="spellEnd"/>
-      <w:r>
-        <w:t xml:space="preserve"> &lt;= n; </w:t>
-      </w:r>
-      <w:proofErr w:type="spellStart"/>
-      <w:r>
-        <w:t>i</w:t>
-      </w:r>
-      <w:proofErr w:type="spellEnd"/>
-      <w:r>
-        <w:t>++) {</w:t>
-      </w:r>
-    </w:p>
-    <w:p>
-      <w:pPr>
-        <w:pStyle w:val="NoSpacing"/>
-      </w:pPr>
-      <w:r>
-        <w:t xml:space="preserve">    result += "*</w:t>
-      </w:r>
-      <w:proofErr w:type="gramStart"/>
-      <w:r>
-        <w:t>".repeat</w:t>
-      </w:r>
-      <w:proofErr w:type="gramEnd"/>
-      <w:r>
-        <w:t>(</w:t>
-      </w:r>
-      <w:proofErr w:type="spellStart"/>
-      <w:r>
-        <w:t>i</w:t>
-      </w:r>
-      <w:proofErr w:type="spellEnd"/>
-      <w:r>
-        <w:t>) + "&lt;</w:t>
-      </w:r>
-      <w:proofErr w:type="spellStart"/>
-      <w:r>
-        <w:t>br</w:t>
-      </w:r>
-      <w:proofErr w:type="spellEnd"/>
-      <w:r>
-        <w:t>&gt;";</w:t>
-      </w:r>
-    </w:p>
-    <w:p>
-      <w:pPr>
-        <w:pStyle w:val="NoSpacing"/>
-      </w:pPr>
-      <w:r>
-        <w:t xml:space="preserve">  }</w:t>
-      </w:r>
-    </w:p>
-    <w:p>
-      <w:pPr>
-        <w:pStyle w:val="NoSpacing"/>
-      </w:pPr>
-      <w:r>
-        <w:t xml:space="preserve">  return result;</w:t>
-      </w:r>
-    </w:p>
-    <w:p>
-      <w:pPr>
-        <w:pStyle w:val="NoSpacing"/>
-      </w:pPr>
-      <w:r>
-        <w:t>}</w:t>
-      </w:r>
-    </w:p>
-    <w:p>
-      <w:pPr>
-        <w:pStyle w:val="NoSpacing"/>
-      </w:pPr>
-      <w:r>
-        <w:t>console.log(</w:t>
-      </w:r>
-      <w:proofErr w:type="gramStart"/>
-      <w:r>
-        <w:t>pattern(</w:t>
-      </w:r>
-      <w:proofErr w:type="gramEnd"/>
-      <w:r>
-        <w:t>5))</w:t>
-      </w:r>
-    </w:p>
-    <w:p>
-      <w:pPr>
-        <w:pStyle w:val="NoSpacing"/>
-      </w:pPr>
-    </w:p>
-    <w:p>
-      <w:pPr>
-        <w:pStyle w:val="NoSpacing"/>
-        <w:rPr>
-          <w:b/>
-          <w:color w:val="4472C4" w:themeColor="accent1"/>
-        </w:rPr>
-      </w:pPr>
-      <w:r>
-        <w:rPr>
-          <w:b/>
-          <w:color w:val="4472C4" w:themeColor="accent1"/>
-        </w:rPr>
-        <w:t xml:space="preserve">Merge 2 string </w:t>
-      </w:r>
-    </w:p>
-    <w:p>
-      <w:pPr>
-        <w:pStyle w:val="NoSpacing"/>
-      </w:pPr>
-      <w:r>
-        <w:t>let str1 ="</w:t>
-      </w:r>
-      <w:proofErr w:type="spellStart"/>
-      <w:r>
-        <w:t>abc</w:t>
-      </w:r>
-      <w:proofErr w:type="spellEnd"/>
-      <w:r>
-        <w:t>";</w:t>
-      </w:r>
-    </w:p>
-    <w:p>
-      <w:pPr>
-        <w:pStyle w:val="NoSpacing"/>
-      </w:pPr>
-      <w:r>
-        <w:t>let str2 = "</w:t>
-      </w:r>
-      <w:proofErr w:type="spellStart"/>
-      <w:r>
-        <w:t>xyz</w:t>
-      </w:r>
-      <w:proofErr w:type="spellEnd"/>
-      <w:r>
-        <w:t>";</w:t>
-      </w:r>
-    </w:p>
-    <w:p>
-      <w:pPr>
-        <w:pStyle w:val="NoSpacing"/>
-      </w:pPr>
-    </w:p>
-    <w:p>
-      <w:pPr>
-        <w:pStyle w:val="NoSpacing"/>
-      </w:pPr>
-      <w:r>
-        <w:t xml:space="preserve">const </w:t>
-      </w:r>
-      <w:proofErr w:type="spellStart"/>
-      <w:r>
-        <w:t>mergeStr</w:t>
-      </w:r>
-      <w:proofErr w:type="spellEnd"/>
-      <w:r>
-        <w:t xml:space="preserve"> = (str1, str2) =</w:t>
-      </w:r>
-      <w:proofErr w:type="gramStart"/>
-      <w:r>
-        <w:t>&gt;{</w:t>
-      </w:r>
-      <w:proofErr w:type="gramEnd"/>
-    </w:p>
-    <w:p>
-      <w:pPr>
-        <w:pStyle w:val="NoSpacing"/>
-      </w:pPr>
-      <w:r>
-        <w:t>    let result="";</w:t>
-      </w:r>
-    </w:p>
-    <w:p>
-      <w:pPr>
-        <w:pStyle w:val="NoSpacing"/>
-      </w:pPr>
-      <w:r>
-        <w:t xml:space="preserve">    let </w:t>
-      </w:r>
-      <w:proofErr w:type="spellStart"/>
-      <w:r>
-        <w:t>i</w:t>
-      </w:r>
-      <w:proofErr w:type="spellEnd"/>
-      <w:r>
-        <w:t>=0;</w:t>
-      </w:r>
-    </w:p>
-    <w:p>
-      <w:pPr>
-        <w:pStyle w:val="NoSpacing"/>
-      </w:pPr>
-      <w:r>
-        <w:t>    let j=0;</w:t>
-      </w:r>
-    </w:p>
-    <w:p>
-      <w:pPr>
-        <w:pStyle w:val="NoSpacing"/>
-      </w:pPr>
-    </w:p>
-    <w:p>
-      <w:pPr>
-        <w:pStyle w:val="NoSpacing"/>
-      </w:pPr>
-      <w:r>
-        <w:t xml:space="preserve">    </w:t>
-      </w:r>
-      <w:proofErr w:type="gramStart"/>
-      <w:r>
-        <w:t>while(</w:t>
-      </w:r>
-      <w:proofErr w:type="spellStart"/>
-      <w:proofErr w:type="gramEnd"/>
-      <w:r>
-        <w:t>i</w:t>
-      </w:r>
-      <w:proofErr w:type="spellEnd"/>
-      <w:r>
-        <w:t>&lt;str1.lenght || j&lt;str2.length){</w:t>
-      </w:r>
-    </w:p>
-    <w:p>
-      <w:pPr>
-        <w:pStyle w:val="NoSpacing"/>
-      </w:pPr>
-    </w:p>
-    <w:p>
-      <w:pPr>
-        <w:pStyle w:val="NoSpacing"/>
-      </w:pPr>
-      <w:r>
-        <w:t xml:space="preserve">        </w:t>
-      </w:r>
-      <w:proofErr w:type="gramStart"/>
-      <w:r>
-        <w:t>if(</w:t>
-      </w:r>
-      <w:proofErr w:type="spellStart"/>
-      <w:proofErr w:type="gramEnd"/>
-      <w:r>
-        <w:t>i</w:t>
-      </w:r>
-      <w:proofErr w:type="spellEnd"/>
-      <w:r>
-        <w:t>&lt;str1.length){</w:t>
-      </w:r>
-    </w:p>
-    <w:p>
-      <w:pPr>
-        <w:pStyle w:val="NoSpacing"/>
-      </w:pPr>
-      <w:r>
-        <w:t>            result +=str1[</w:t>
-      </w:r>
-      <w:proofErr w:type="spellStart"/>
-      <w:r>
-        <w:t>i</w:t>
-      </w:r>
-      <w:proofErr w:type="spellEnd"/>
-      <w:r>
-        <w:t>];</w:t>
-      </w:r>
-    </w:p>
-    <w:p>
-      <w:pPr>
-        <w:pStyle w:val="NoSpacing"/>
-      </w:pPr>
-      <w:r>
-        <w:t xml:space="preserve">            </w:t>
-      </w:r>
-      <w:proofErr w:type="spellStart"/>
-      <w:r>
-        <w:t>i</w:t>
-      </w:r>
-      <w:proofErr w:type="spellEnd"/>
-      <w:r>
-        <w:t>++</w:t>
-      </w:r>
-    </w:p>
-    <w:p>
-      <w:pPr>
-        <w:pStyle w:val="NoSpacing"/>
-      </w:pPr>
-      <w:r>
-        <w:t>        }</w:t>
-      </w:r>
-    </w:p>
-    <w:p>
-      <w:pPr>
-        <w:pStyle w:val="NoSpacing"/>
-      </w:pPr>
-      <w:r>
-        <w:t xml:space="preserve">        </w:t>
-      </w:r>
-      <w:proofErr w:type="gramStart"/>
-      <w:r>
-        <w:t>if(</w:t>
-      </w:r>
-      <w:proofErr w:type="gramEnd"/>
-      <w:r>
-        <w:t>j&lt;str1.length){</w:t>
-      </w:r>
-    </w:p>
-    <w:p>
-      <w:pPr>
-        <w:pStyle w:val="NoSpacing"/>
-      </w:pPr>
-      <w:r>
-        <w:t>            result+=str2[j];</w:t>
-      </w:r>
-    </w:p>
-    <w:p>
-      <w:pPr>
-        <w:pStyle w:val="NoSpacing"/>
-      </w:pPr>
-      <w:r>
-        <w:t xml:space="preserve">            </w:t>
-      </w:r>
-      <w:proofErr w:type="spellStart"/>
-      <w:r>
-        <w:t>j++</w:t>
-      </w:r>
-      <w:proofErr w:type="spellEnd"/>
-    </w:p>
-    <w:p>
-      <w:pPr>
-        <w:pStyle w:val="NoSpacing"/>
-      </w:pPr>
-      <w:r>
-        <w:t>        }</w:t>
-      </w:r>
-    </w:p>
-    <w:p>
-      <w:pPr>
-        <w:pStyle w:val="NoSpacing"/>
-      </w:pPr>
-    </w:p>
-    <w:p>
-      <w:pPr>
-        <w:pStyle w:val="NoSpacing"/>
-      </w:pPr>
-      <w:r>
-        <w:t>    }</w:t>
-      </w:r>
-    </w:p>
-    <w:p>
-      <w:pPr>
-        <w:pStyle w:val="NoSpacing"/>
-      </w:pPr>
-      <w:r>
-        <w:t>    return result</w:t>
-      </w:r>
-    </w:p>
-    <w:p>
-      <w:pPr>
-        <w:pStyle w:val="NoSpacing"/>
-      </w:pPr>
-      <w:r>
-        <w:t>}</w:t>
-      </w:r>
-    </w:p>
-    <w:p>
-      <w:pPr>
-        <w:pStyle w:val="NoSpacing"/>
-      </w:pPr>
-    </w:p>
-    <w:p>
-      <w:pPr>
-        <w:pStyle w:val="NoSpacing"/>
-      </w:pPr>
-      <w:proofErr w:type="gramStart"/>
-      <w:r>
-        <w:t>console.log(</w:t>
-      </w:r>
-      <w:proofErr w:type="spellStart"/>
-      <w:proofErr w:type="gramEnd"/>
-      <w:r>
-        <w:t>mergeStr</w:t>
-      </w:r>
-      <w:proofErr w:type="spellEnd"/>
-      <w:r>
-        <w:t>(str1, str2))</w:t>
-      </w:r>
-    </w:p>
-    <w:p>
-      <w:pPr>
-        <w:pStyle w:val="NoSpacing"/>
-      </w:pPr>
-    </w:p>
-    <w:p>
-      <w:pPr>
-        <w:pStyle w:val="NoSpacing"/>
-      </w:pPr>
-    </w:p>
-    <w:p>
-      <w:pPr>
-        <w:pStyle w:val="NoSpacing"/>
-      </w:pPr>
-    </w:p>
-    <w:p>
-      <w:pPr>
-        <w:pStyle w:val="NoSpacing"/>
-      </w:pPr>
-    </w:p>
-    <w:p>
-      <w:pPr>
-        <w:pStyle w:val="NoSpacing"/>
-        <w:rPr>
-          <w:b/>
-        </w:rPr>
-      </w:pPr>
-      <w:r>
-        <w:rPr>
-          <w:b/>
-        </w:rPr>
-        <w:t>OR</w:t>
-      </w:r>
-    </w:p>
-    <w:p>
-      <w:pPr>
-        <w:pStyle w:val="NoSpacing"/>
-      </w:pPr>
-      <w:r>
-        <w:t>let str1 = "</w:t>
-      </w:r>
-      <w:proofErr w:type="spellStart"/>
-      <w:r>
-        <w:t>abc</w:t>
-      </w:r>
-      <w:proofErr w:type="spellEnd"/>
-      <w:r>
-        <w:t>";</w:t>
-      </w:r>
-    </w:p>
-    <w:p>
-      <w:pPr>
-        <w:pStyle w:val="NoSpacing"/>
-      </w:pPr>
-      <w:r>
-        <w:t>let str2 = "</w:t>
-      </w:r>
-      <w:proofErr w:type="spellStart"/>
-      <w:r>
-        <w:t>xyz</w:t>
-      </w:r>
-      <w:proofErr w:type="spellEnd"/>
-      <w:r>
-        <w:t>";</w:t>
-      </w:r>
-    </w:p>
-    <w:p>
-      <w:pPr>
-        <w:pStyle w:val="NoSpacing"/>
-      </w:pPr>
-    </w:p>
-    <w:p>
-      <w:pPr>
-        <w:pStyle w:val="NoSpacing"/>
-      </w:pPr>
-      <w:r>
-        <w:t xml:space="preserve">const </w:t>
-      </w:r>
-      <w:proofErr w:type="spellStart"/>
-      <w:r>
-        <w:t>mergeStr</w:t>
-      </w:r>
-      <w:proofErr w:type="spellEnd"/>
-      <w:r>
-        <w:t xml:space="preserve"> = (str1, str2) =&gt; {</w:t>
-      </w:r>
-    </w:p>
-    <w:p>
-      <w:pPr>
-        <w:pStyle w:val="NoSpacing"/>
-      </w:pPr>
-      <w:r>
-        <w:t>    let result = "";</w:t>
-      </w:r>
-    </w:p>
-    <w:p>
-      <w:pPr>
-        <w:pStyle w:val="NoSpacing"/>
-      </w:pPr>
-      <w:r>
-        <w:t xml:space="preserve">    let </w:t>
-      </w:r>
-      <w:proofErr w:type="spellStart"/>
-      <w:r>
-        <w:t>maxLength</w:t>
-      </w:r>
-      <w:proofErr w:type="spellEnd"/>
-      <w:r>
-        <w:t xml:space="preserve"> </w:t>
-      </w:r>
-      <w:proofErr w:type="gramStart"/>
-      <w:r>
-        <w:t>=  </w:t>
-      </w:r>
-      <w:proofErr w:type="spellStart"/>
-      <w:r>
-        <w:t>Math.max</w:t>
-      </w:r>
-      <w:proofErr w:type="spellEnd"/>
-      <w:proofErr w:type="gramEnd"/>
-      <w:r>
-        <w:t>(str1.length, str2.length);</w:t>
-      </w:r>
-    </w:p>
-    <w:p>
-      <w:pPr>
-        <w:pStyle w:val="NoSpacing"/>
-      </w:pPr>
-    </w:p>
-    <w:p>
-      <w:pPr>
-        <w:pStyle w:val="NoSpacing"/>
-      </w:pPr>
-      <w:r>
-        <w:t xml:space="preserve">    </w:t>
-      </w:r>
-      <w:proofErr w:type="gramStart"/>
-      <w:r>
-        <w:t>for(</w:t>
-      </w:r>
-      <w:proofErr w:type="gramEnd"/>
-      <w:r>
-        <w:t xml:space="preserve">let </w:t>
-      </w:r>
-      <w:proofErr w:type="spellStart"/>
-      <w:r>
-        <w:t>i</w:t>
-      </w:r>
-      <w:proofErr w:type="spellEnd"/>
-      <w:r>
-        <w:t xml:space="preserve">=0; </w:t>
-      </w:r>
-      <w:proofErr w:type="spellStart"/>
-      <w:r>
-        <w:t>i</w:t>
-      </w:r>
-      <w:proofErr w:type="spellEnd"/>
-      <w:r>
-        <w:t>&lt;</w:t>
-      </w:r>
-      <w:proofErr w:type="spellStart"/>
-      <w:r>
-        <w:t>maxLength;i</w:t>
-      </w:r>
-      <w:proofErr w:type="spellEnd"/>
-      <w:r>
-        <w:t>++){</w:t>
-      </w:r>
-    </w:p>
-    <w:p>
-      <w:pPr>
-        <w:pStyle w:val="NoSpacing"/>
-      </w:pPr>
-      <w:r>
-        <w:t xml:space="preserve">        </w:t>
-      </w:r>
-      <w:proofErr w:type="gramStart"/>
-      <w:r>
-        <w:t>if(</w:t>
-      </w:r>
-      <w:proofErr w:type="spellStart"/>
-      <w:proofErr w:type="gramEnd"/>
-      <w:r>
-        <w:t>i</w:t>
-      </w:r>
-      <w:proofErr w:type="spellEnd"/>
-      <w:r>
-        <w:t>&lt;str1.length){</w:t>
-      </w:r>
-    </w:p>
-    <w:p>
-      <w:pPr>
-        <w:pStyle w:val="NoSpacing"/>
-      </w:pPr>
-      <w:r>
-        <w:t>            result += str1[</w:t>
-      </w:r>
-      <w:proofErr w:type="spellStart"/>
-      <w:r>
-        <w:t>i</w:t>
-      </w:r>
-      <w:proofErr w:type="spellEnd"/>
-      <w:r>
-        <w:t>];</w:t>
-      </w:r>
-    </w:p>
-    <w:p>
-      <w:pPr>
-        <w:pStyle w:val="NoSpacing"/>
-      </w:pPr>
-      <w:r>
-        <w:t>        }</w:t>
-      </w:r>
-    </w:p>
-    <w:p>
-      <w:pPr>
-        <w:pStyle w:val="NoSpacing"/>
-      </w:pPr>
-    </w:p>
-    <w:p>
-      <w:pPr>
-        <w:pStyle w:val="NoSpacing"/>
-      </w:pPr>
-      <w:r>
-        <w:t xml:space="preserve">        </w:t>
-      </w:r>
-      <w:proofErr w:type="gramStart"/>
-      <w:r>
-        <w:t>if(</w:t>
-      </w:r>
-      <w:proofErr w:type="spellStart"/>
-      <w:proofErr w:type="gramEnd"/>
-      <w:r>
-        <w:t>i</w:t>
-      </w:r>
-      <w:proofErr w:type="spellEnd"/>
-      <w:r>
-        <w:t>&lt;str2.length){</w:t>
-      </w:r>
-    </w:p>
-    <w:p>
-      <w:pPr>
-        <w:pStyle w:val="NoSpacing"/>
-      </w:pPr>
-      <w:r>
-        <w:t>            result += str2[</w:t>
-      </w:r>
-      <w:proofErr w:type="spellStart"/>
-      <w:r>
-        <w:t>i</w:t>
-      </w:r>
-      <w:proofErr w:type="spellEnd"/>
-      <w:r>
-        <w:t>];</w:t>
-      </w:r>
-    </w:p>
-    <w:p>
-      <w:pPr>
-        <w:pStyle w:val="NoSpacing"/>
-      </w:pPr>
-      <w:r>
-        <w:t>        }</w:t>
-      </w:r>
-    </w:p>
-    <w:p>
-      <w:pPr>
-        <w:pStyle w:val="NoSpacing"/>
-      </w:pPr>
-      <w:r>
-        <w:t>    }</w:t>
-      </w:r>
-    </w:p>
-    <w:p>
-      <w:pPr>
-        <w:pStyle w:val="NoSpacing"/>
-      </w:pPr>
-      <w:r>
-        <w:t>return result</w:t>
-      </w:r>
-    </w:p>
-    <w:p>
-      <w:pPr>
-        <w:pStyle w:val="NoSpacing"/>
-      </w:pPr>
-      <w:r>
-        <w:t>}</w:t>
-      </w:r>
-    </w:p>
-    <w:p>
-      <w:pPr>
-        <w:pStyle w:val="NoSpacing"/>
-      </w:pPr>
-    </w:p>
-    <w:p>
-      <w:pPr>
-        <w:pStyle w:val="NoSpacing"/>
-      </w:pPr>
-      <w:proofErr w:type="gramStart"/>
-      <w:r>
-        <w:t>console.log(</w:t>
-      </w:r>
-      <w:proofErr w:type="spellStart"/>
-      <w:proofErr w:type="gramEnd"/>
-      <w:r>
-        <w:t>mergeStr</w:t>
-      </w:r>
-      <w:proofErr w:type="spellEnd"/>
-      <w:r>
-        <w:t>(str1, str2))</w:t>
-      </w:r>
-    </w:p>
-    <w:p>
-      <w:pPr>
-        <w:pStyle w:val="NoSpacing"/>
-        <w:rPr>
-          <w:b/>
-          <w:lang w:val="en-US"/>
-        </w:rPr>
-      </w:pPr>
+      <w:proofErr w:type="gramEnd"/>
+      <w:r>
+        <w:t>[1,3,5,4,6,7,8,9,33,31]))</w:t>
+      </w:r>
     </w:p>
     <w:sectPr>
       <w:pgSz w:w="11906" w:h="16838"/>
